--- a/小野町_引継ぎ_整理済/04_算定・見込量/小野町_第10期_サービス見込量の算定結果_20260925.docx
+++ b/小野町_引継ぎ_整理済/04_算定・見込量/小野町_第10期_サービス見込量の算定結果_20260925.docx
@@ -342,7 +342,7 @@
     </w:p>
     <w:p>
       <w:r>
-        <w:t>**第1号被保険者1人当たりの給付費と、1人1月あたりの利用回（日）数は令和7年度で据え置いています。**地域包括ケア「見える化」システムの自然体推計（利用率・1人1月あたり給付費の変化を0とする置き方）と同じ構造です。</w:t>
+        <w:t>**第1号被保険者1人当たりの給付費と、1人1月あたりの利用回（日）数は令和7年度で据え置いています。**地域包括ケア「見える化」システムの自然体推計（利用率・1人1月あたり給付費の変化を0とする置き方）と総額の置き方が同じです。**ただし区分別の延ばし方は異なります。**見える化は施設を利用者数一定とし、居住系・在宅を認定者数で延ばしますが、当方はすべてに第1号被保険者数の比を当てています。**差は3年計6,678千円（0.23％）・保険料の月額13円で、見込量算定の再検証（本章と同じ日付の別冊）に測ってあります。**</w:t>
       </w:r>
     </w:p>
     <w:p>
@@ -4231,7 +4231,7 @@
     </w:p>
     <w:p>
       <w:r>
-        <w:t>令和8年度を基点とし、第1号被保険者1人当たりの給付費を据え置いて人口で延ばすと次のようになります。**見える化システムの自然体推計（利用率・1人1月あたり給付費の変化を0とする）と同じ構造です。**</w:t>
+        <w:t>令和8年度を基点とし、第1号被保険者1人当たりの給付費を据え置いて人口で延ばすと次のようになります。**見える化システムの自然体推計（利用率・1人1月あたり給付費の変化を0とする）と総額の置き方が同じです。**区分別の延ばし方の違いは、見込量算定の再検証に測ってあります。</w:t>
       </w:r>
     </w:p>
     <w:tbl>
@@ -4405,7 +4405,7 @@
               <w:rPr>
                 <w:sz w:val="17"/>
               </w:rPr>
-              <w:t>961,669</w:t>
+              <w:t>960,695</w:t>
             </w:r>
           </w:p>
         </w:tc>
@@ -4421,7 +4421,7 @@
               <w:rPr>
                 <w:sz w:val="17"/>
               </w:rPr>
-              <w:t>961,669</w:t>
+              <w:t>960,695</w:t>
             </w:r>
           </w:p>
         </w:tc>
@@ -4437,7 +4437,7 @@
               <w:rPr>
                 <w:sz w:val="17"/>
               </w:rPr>
-              <w:t>-0</w:t>
+              <w:t>+0</w:t>
             </w:r>
           </w:p>
         </w:tc>
@@ -4468,7 +4468,7 @@
               <w:rPr>
                 <w:sz w:val="17"/>
               </w:rPr>
-              <w:t>958,871</w:t>
+              <w:t>956,645</w:t>
             </w:r>
           </w:p>
         </w:tc>
@@ -4484,7 +4484,7 @@
               <w:rPr>
                 <w:sz w:val="17"/>
               </w:rPr>
-              <w:t>958,871</w:t>
+              <w:t>956,645</w:t>
             </w:r>
           </w:p>
         </w:tc>
@@ -4531,7 +4531,7 @@
               <w:rPr>
                 <w:sz w:val="17"/>
               </w:rPr>
-              <w:t>956,074</w:t>
+              <w:t>952,595</w:t>
             </w:r>
           </w:p>
         </w:tc>
@@ -4547,7 +4547,7 @@
               <w:rPr>
                 <w:sz w:val="17"/>
               </w:rPr>
-              <w:t>956,074</w:t>
+              <w:t>952,595</w:t>
             </w:r>
           </w:p>
         </w:tc>
@@ -4563,7 +4563,7 @@
               <w:rPr>
                 <w:sz w:val="17"/>
               </w:rPr>
-              <w:t>-0</w:t>
+              <w:t>+0</w:t>
             </w:r>
           </w:p>
         </w:tc>
@@ -4594,7 +4594,7 @@
               <w:rPr>
                 <w:sz w:val="17"/>
               </w:rPr>
-              <w:t>**2,876,614**</w:t>
+              <w:t>**2,869,936**</w:t>
             </w:r>
           </w:p>
         </w:tc>
@@ -4610,7 +4610,7 @@
               <w:rPr>
                 <w:sz w:val="17"/>
               </w:rPr>
-              <w:t>**2,876,614**</w:t>
+              <w:t>**2,869,936**</w:t>
             </w:r>
           </w:p>
         </w:tc>
@@ -4626,7 +4626,7 @@
               <w:rPr>
                 <w:sz w:val="17"/>
               </w:rPr>
-              <w:t>**+0（-5.64%）**</w:t>
+              <w:t>**+0（-5.85%）**</w:t>
             </w:r>
           </w:p>
         </w:tc>
@@ -4657,7 +4657,7 @@
               <w:rPr>
                 <w:sz w:val="17"/>
               </w:rPr>
-              <w:t>3,101,160</w:t>
+              <w:t>3,093,948</w:t>
             </w:r>
           </w:p>
         </w:tc>
@@ -4673,7 +4673,7 @@
               <w:rPr>
                 <w:sz w:val="17"/>
               </w:rPr>
-              <w:t>3,101,160</w:t>
+              <w:t>3,093,948</w:t>
             </w:r>
           </w:p>
         </w:tc>
@@ -4736,7 +4736,7 @@
               <w:rPr>
                 <w:sz w:val="17"/>
               </w:rPr>
-              <w:t>**6,224円**</w:t>
+              <w:t>**6,210円**</w:t>
             </w:r>
           </w:p>
         </w:tc>
@@ -4752,7 +4752,7 @@
               <w:rPr>
                 <w:sz w:val="17"/>
               </w:rPr>
-              <w:t>**-347円**</w:t>
+              <w:t>**-360円**</w:t>
             </w:r>
           </w:p>
         </w:tc>
@@ -4841,7 +4841,7 @@
     </w:p>
     <w:p>
       <w:r>
-        <w:t>保険料への効きは月額346円（6,570円→6,224円、100円未満切上げで6,600円→6,300円）です。**据え置きか引下げかの分かれ目にあたるため、協議会にはこの2つを並べてお示しします。**</w:t>
+        <w:t>保険料への効きは月額360円（6,570円→6,210円、100円未満切上げで6,600円→6,300円）です。**据え置きか引下げかの分かれ目にあたるため、協議会にはこの2つを並べてお示しします。**</w:t>
       </w:r>
     </w:p>
     <w:p>
@@ -5051,39 +5051,39 @@
               <w:rPr>
                 <w:sz w:val="17"/>
               </w:rPr>
-              <w:t>758</w:t>
-            </w:r>
-          </w:p>
-        </w:tc>
-        <w:tc>
-          <w:tcPr>
-            <w:tcW w:type="dxa" w:w="1234"/>
-          </w:tcPr>
-          <w:p>
-            <w:pPr>
-              <w:jc w:val="right"/>
-            </w:pPr>
-            <w:r>
-              <w:rPr>
-                <w:sz w:val="17"/>
-              </w:rPr>
-              <w:t>756</w:t>
-            </w:r>
-          </w:p>
-        </w:tc>
-        <w:tc>
-          <w:tcPr>
-            <w:tcW w:type="dxa" w:w="1234"/>
-          </w:tcPr>
-          <w:p>
-            <w:pPr>
-              <w:jc w:val="right"/>
-            </w:pPr>
-            <w:r>
-              <w:rPr>
-                <w:sz w:val="17"/>
-              </w:rPr>
-              <w:t>753</w:t>
+              <w:t>754</w:t>
+            </w:r>
+          </w:p>
+        </w:tc>
+        <w:tc>
+          <w:tcPr>
+            <w:tcW w:type="dxa" w:w="1234"/>
+          </w:tcPr>
+          <w:p>
+            <w:pPr>
+              <w:jc w:val="right"/>
+            </w:pPr>
+            <w:r>
+              <w:rPr>
+                <w:sz w:val="17"/>
+              </w:rPr>
+              <w:t>749</w:t>
+            </w:r>
+          </w:p>
+        </w:tc>
+        <w:tc>
+          <w:tcPr>
+            <w:tcW w:type="dxa" w:w="1234"/>
+          </w:tcPr>
+          <w:p>
+            <w:pPr>
+              <w:jc w:val="right"/>
+            </w:pPr>
+            <w:r>
+              <w:rPr>
+                <w:sz w:val="17"/>
+              </w:rPr>
+              <w:t>743</w:t>
             </w:r>
           </w:p>
         </w:tc>
@@ -5158,39 +5158,39 @@
               <w:rPr>
                 <w:sz w:val="17"/>
               </w:rPr>
-              <w:t>49.0</w:t>
-            </w:r>
-          </w:p>
-        </w:tc>
-        <w:tc>
-          <w:tcPr>
-            <w:tcW w:type="dxa" w:w="1234"/>
-          </w:tcPr>
-          <w:p>
-            <w:pPr>
-              <w:jc w:val="right"/>
-            </w:pPr>
-            <w:r>
-              <w:rPr>
-                <w:sz w:val="17"/>
-              </w:rPr>
-              <w:t>48.8</w:t>
-            </w:r>
-          </w:p>
-        </w:tc>
-        <w:tc>
-          <w:tcPr>
-            <w:tcW w:type="dxa" w:w="1234"/>
-          </w:tcPr>
-          <w:p>
-            <w:pPr>
-              <w:jc w:val="right"/>
-            </w:pPr>
-            <w:r>
-              <w:rPr>
-                <w:sz w:val="17"/>
-              </w:rPr>
               <w:t>48.7</w:t>
+            </w:r>
+          </w:p>
+        </w:tc>
+        <w:tc>
+          <w:tcPr>
+            <w:tcW w:type="dxa" w:w="1234"/>
+          </w:tcPr>
+          <w:p>
+            <w:pPr>
+              <w:jc w:val="right"/>
+            </w:pPr>
+            <w:r>
+              <w:rPr>
+                <w:sz w:val="17"/>
+              </w:rPr>
+              <w:t>48.4</w:t>
+            </w:r>
+          </w:p>
+        </w:tc>
+        <w:tc>
+          <w:tcPr>
+            <w:tcW w:type="dxa" w:w="1234"/>
+          </w:tcPr>
+          <w:p>
+            <w:pPr>
+              <w:jc w:val="right"/>
+            </w:pPr>
+            <w:r>
+              <w:rPr>
+                <w:sz w:val="17"/>
+              </w:rPr>
+              <w:t>48.0</w:t>
             </w:r>
           </w:p>
         </w:tc>
@@ -5263,39 +5263,39 @@
               <w:rPr>
                 <w:sz w:val="17"/>
               </w:rPr>
-              <w:t>28,461</w:t>
-            </w:r>
-          </w:p>
-        </w:tc>
-        <w:tc>
-          <w:tcPr>
-            <w:tcW w:type="dxa" w:w="1234"/>
-          </w:tcPr>
-          <w:p>
-            <w:pPr>
-              <w:jc w:val="right"/>
-            </w:pPr>
-            <w:r>
-              <w:rPr>
-                <w:sz w:val="17"/>
-              </w:rPr>
-              <w:t>28,378</w:t>
-            </w:r>
-          </w:p>
-        </w:tc>
-        <w:tc>
-          <w:tcPr>
-            <w:tcW w:type="dxa" w:w="1234"/>
-          </w:tcPr>
-          <w:p>
-            <w:pPr>
-              <w:jc w:val="right"/>
-            </w:pPr>
-            <w:r>
-              <w:rPr>
-                <w:sz w:val="17"/>
-              </w:rPr>
-              <w:t>28,295</w:t>
+              <w:t>28,333</w:t>
+            </w:r>
+          </w:p>
+        </w:tc>
+        <w:tc>
+          <w:tcPr>
+            <w:tcW w:type="dxa" w:w="1234"/>
+          </w:tcPr>
+          <w:p>
+            <w:pPr>
+              <w:jc w:val="right"/>
+            </w:pPr>
+            <w:r>
+              <w:rPr>
+                <w:sz w:val="17"/>
+              </w:rPr>
+              <w:t>28,114</w:t>
+            </w:r>
+          </w:p>
+        </w:tc>
+        <w:tc>
+          <w:tcPr>
+            <w:tcW w:type="dxa" w:w="1234"/>
+          </w:tcPr>
+          <w:p>
+            <w:pPr>
+              <w:jc w:val="right"/>
+            </w:pPr>
+            <w:r>
+              <w:rPr>
+                <w:sz w:val="17"/>
+              </w:rPr>
+              <w:t>27,895</w:t>
             </w:r>
           </w:p>
         </w:tc>
@@ -5509,7 +5509,7 @@
               <w:rPr>
                 <w:sz w:val="17"/>
               </w:rPr>
-              <w:t>4.6</w:t>
+              <w:t>4.5</w:t>
             </w:r>
           </w:p>
         </w:tc>
@@ -5582,39 +5582,39 @@
               <w:rPr>
                 <w:sz w:val="17"/>
               </w:rPr>
-              <w:t>3,033</w:t>
-            </w:r>
-          </w:p>
-        </w:tc>
-        <w:tc>
-          <w:tcPr>
-            <w:tcW w:type="dxa" w:w="1234"/>
-          </w:tcPr>
-          <w:p>
-            <w:pPr>
-              <w:jc w:val="right"/>
-            </w:pPr>
-            <w:r>
-              <w:rPr>
-                <w:sz w:val="17"/>
-              </w:rPr>
-              <w:t>3,024</w:t>
-            </w:r>
-          </w:p>
-        </w:tc>
-        <w:tc>
-          <w:tcPr>
-            <w:tcW w:type="dxa" w:w="1234"/>
-          </w:tcPr>
-          <w:p>
-            <w:pPr>
-              <w:jc w:val="right"/>
-            </w:pPr>
-            <w:r>
-              <w:rPr>
-                <w:sz w:val="17"/>
-              </w:rPr>
-              <w:t>3,016</w:t>
+              <w:t>3,020</w:t>
+            </w:r>
+          </w:p>
+        </w:tc>
+        <w:tc>
+          <w:tcPr>
+            <w:tcW w:type="dxa" w:w="1234"/>
+          </w:tcPr>
+          <w:p>
+            <w:pPr>
+              <w:jc w:val="right"/>
+            </w:pPr>
+            <w:r>
+              <w:rPr>
+                <w:sz w:val="17"/>
+              </w:rPr>
+              <w:t>2,996</w:t>
+            </w:r>
+          </w:p>
+        </w:tc>
+        <w:tc>
+          <w:tcPr>
+            <w:tcW w:type="dxa" w:w="1234"/>
+          </w:tcPr>
+          <w:p>
+            <w:pPr>
+              <w:jc w:val="right"/>
+            </w:pPr>
+            <w:r>
+              <w:rPr>
+                <w:sz w:val="17"/>
+              </w:rPr>
+              <w:t>2,973</w:t>
             </w:r>
           </w:p>
         </w:tc>
@@ -5689,22 +5689,6 @@
               <w:rPr>
                 <w:sz w:val="17"/>
               </w:rPr>
-              <w:t>261</w:t>
-            </w:r>
-          </w:p>
-        </w:tc>
-        <w:tc>
-          <w:tcPr>
-            <w:tcW w:type="dxa" w:w="1234"/>
-          </w:tcPr>
-          <w:p>
-            <w:pPr>
-              <w:jc w:val="right"/>
-            </w:pPr>
-            <w:r>
-              <w:rPr>
-                <w:sz w:val="17"/>
-              </w:rPr>
               <w:t>260</w:t>
             </w:r>
           </w:p>
@@ -5721,7 +5705,23 @@
               <w:rPr>
                 <w:sz w:val="17"/>
               </w:rPr>
-              <w:t>260</w:t>
+              <w:t>258</w:t>
+            </w:r>
+          </w:p>
+        </w:tc>
+        <w:tc>
+          <w:tcPr>
+            <w:tcW w:type="dxa" w:w="1234"/>
+          </w:tcPr>
+          <w:p>
+            <w:pPr>
+              <w:jc w:val="right"/>
+            </w:pPr>
+            <w:r>
+              <w:rPr>
+                <w:sz w:val="17"/>
+              </w:rPr>
+              <w:t>256</w:t>
             </w:r>
           </w:p>
         </w:tc>
@@ -5796,39 +5796,39 @@
               <w:rPr>
                 <w:sz w:val="17"/>
               </w:rPr>
-              <w:t>40.0</w:t>
-            </w:r>
-          </w:p>
-        </w:tc>
-        <w:tc>
-          <w:tcPr>
-            <w:tcW w:type="dxa" w:w="1234"/>
-          </w:tcPr>
-          <w:p>
-            <w:pPr>
-              <w:jc w:val="right"/>
-            </w:pPr>
-            <w:r>
-              <w:rPr>
-                <w:sz w:val="17"/>
-              </w:rPr>
-              <w:t>39.9</w:t>
-            </w:r>
-          </w:p>
-        </w:tc>
-        <w:tc>
-          <w:tcPr>
-            <w:tcW w:type="dxa" w:w="1234"/>
-          </w:tcPr>
-          <w:p>
-            <w:pPr>
-              <w:jc w:val="right"/>
-            </w:pPr>
-            <w:r>
-              <w:rPr>
-                <w:sz w:val="17"/>
-              </w:rPr>
               <w:t>39.8</w:t>
+            </w:r>
+          </w:p>
+        </w:tc>
+        <w:tc>
+          <w:tcPr>
+            <w:tcW w:type="dxa" w:w="1234"/>
+          </w:tcPr>
+          <w:p>
+            <w:pPr>
+              <w:jc w:val="right"/>
+            </w:pPr>
+            <w:r>
+              <w:rPr>
+                <w:sz w:val="17"/>
+              </w:rPr>
+              <w:t>39.5</w:t>
+            </w:r>
+          </w:p>
+        </w:tc>
+        <w:tc>
+          <w:tcPr>
+            <w:tcW w:type="dxa" w:w="1234"/>
+          </w:tcPr>
+          <w:p>
+            <w:pPr>
+              <w:jc w:val="right"/>
+            </w:pPr>
+            <w:r>
+              <w:rPr>
+                <w:sz w:val="17"/>
+              </w:rPr>
+              <w:t>39.2</w:t>
             </w:r>
           </w:p>
         </w:tc>
@@ -5901,39 +5901,39 @@
               <w:rPr>
                 <w:sz w:val="17"/>
               </w:rPr>
-              <w:t>19,314</w:t>
-            </w:r>
-          </w:p>
-        </w:tc>
-        <w:tc>
-          <w:tcPr>
-            <w:tcW w:type="dxa" w:w="1234"/>
-          </w:tcPr>
-          <w:p>
-            <w:pPr>
-              <w:jc w:val="right"/>
-            </w:pPr>
-            <w:r>
-              <w:rPr>
-                <w:sz w:val="17"/>
-              </w:rPr>
-              <w:t>19,258</w:t>
-            </w:r>
-          </w:p>
-        </w:tc>
-        <w:tc>
-          <w:tcPr>
-            <w:tcW w:type="dxa" w:w="1234"/>
-          </w:tcPr>
-          <w:p>
-            <w:pPr>
-              <w:jc w:val="right"/>
-            </w:pPr>
-            <w:r>
-              <w:rPr>
-                <w:sz w:val="17"/>
-              </w:rPr>
-              <w:t>19,201</w:t>
+              <w:t>19,227</w:t>
+            </w:r>
+          </w:p>
+        </w:tc>
+        <w:tc>
+          <w:tcPr>
+            <w:tcW w:type="dxa" w:w="1234"/>
+          </w:tcPr>
+          <w:p>
+            <w:pPr>
+              <w:jc w:val="right"/>
+            </w:pPr>
+            <w:r>
+              <w:rPr>
+                <w:sz w:val="17"/>
+              </w:rPr>
+              <w:t>19,078</w:t>
+            </w:r>
+          </w:p>
+        </w:tc>
+        <w:tc>
+          <w:tcPr>
+            <w:tcW w:type="dxa" w:w="1234"/>
+          </w:tcPr>
+          <w:p>
+            <w:pPr>
+              <w:jc w:val="right"/>
+            </w:pPr>
+            <w:r>
+              <w:rPr>
+                <w:sz w:val="17"/>
+              </w:rPr>
+              <w:t>18,930</w:t>
             </w:r>
           </w:p>
         </w:tc>
@@ -6343,23 +6343,23 @@
               <w:rPr>
                 <w:sz w:val="17"/>
               </w:rPr>
-              <w:t>8.7</w:t>
-            </w:r>
-          </w:p>
-        </w:tc>
-        <w:tc>
-          <w:tcPr>
-            <w:tcW w:type="dxa" w:w="1234"/>
-          </w:tcPr>
-          <w:p>
-            <w:pPr>
-              <w:jc w:val="right"/>
-            </w:pPr>
-            <w:r>
-              <w:rPr>
-                <w:sz w:val="17"/>
-              </w:rPr>
               <w:t>8.6</w:t>
+            </w:r>
+          </w:p>
+        </w:tc>
+        <w:tc>
+          <w:tcPr>
+            <w:tcW w:type="dxa" w:w="1234"/>
+          </w:tcPr>
+          <w:p>
+            <w:pPr>
+              <w:jc w:val="right"/>
+            </w:pPr>
+            <w:r>
+              <w:rPr>
+                <w:sz w:val="17"/>
+              </w:rPr>
+              <w:t>8.5</w:t>
             </w:r>
           </w:p>
         </w:tc>
@@ -6433,39 +6433,39 @@
               <w:rPr>
                 <w:sz w:val="17"/>
               </w:rPr>
-              <w:t>829</w:t>
-            </w:r>
-          </w:p>
-        </w:tc>
-        <w:tc>
-          <w:tcPr>
-            <w:tcW w:type="dxa" w:w="1234"/>
-          </w:tcPr>
-          <w:p>
-            <w:pPr>
-              <w:jc w:val="right"/>
-            </w:pPr>
-            <w:r>
-              <w:rPr>
-                <w:sz w:val="17"/>
-              </w:rPr>
-              <w:t>827</w:t>
-            </w:r>
-          </w:p>
-        </w:tc>
-        <w:tc>
-          <w:tcPr>
-            <w:tcW w:type="dxa" w:w="1234"/>
-          </w:tcPr>
-          <w:p>
-            <w:pPr>
-              <w:jc w:val="right"/>
-            </w:pPr>
-            <w:r>
-              <w:rPr>
-                <w:sz w:val="17"/>
-              </w:rPr>
-              <w:t>824</w:t>
+              <w:t>825</w:t>
+            </w:r>
+          </w:p>
+        </w:tc>
+        <w:tc>
+          <w:tcPr>
+            <w:tcW w:type="dxa" w:w="1234"/>
+          </w:tcPr>
+          <w:p>
+            <w:pPr>
+              <w:jc w:val="right"/>
+            </w:pPr>
+            <w:r>
+              <w:rPr>
+                <w:sz w:val="17"/>
+              </w:rPr>
+              <w:t>819</w:t>
+            </w:r>
+          </w:p>
+        </w:tc>
+        <w:tc>
+          <w:tcPr>
+            <w:tcW w:type="dxa" w:w="1234"/>
+          </w:tcPr>
+          <w:p>
+            <w:pPr>
+              <w:jc w:val="right"/>
+            </w:pPr>
+            <w:r>
+              <w:rPr>
+                <w:sz w:val="17"/>
+              </w:rPr>
+              <w:t>813</w:t>
             </w:r>
           </w:p>
         </w:tc>
@@ -6540,39 +6540,39 @@
               <w:rPr>
                 <w:sz w:val="17"/>
               </w:rPr>
-              <w:t>1,465</w:t>
-            </w:r>
-          </w:p>
-        </w:tc>
-        <w:tc>
-          <w:tcPr>
-            <w:tcW w:type="dxa" w:w="1234"/>
-          </w:tcPr>
-          <w:p>
-            <w:pPr>
-              <w:jc w:val="right"/>
-            </w:pPr>
-            <w:r>
-              <w:rPr>
-                <w:sz w:val="17"/>
-              </w:rPr>
-              <w:t>1,461</w:t>
-            </w:r>
-          </w:p>
-        </w:tc>
-        <w:tc>
-          <w:tcPr>
-            <w:tcW w:type="dxa" w:w="1234"/>
-          </w:tcPr>
-          <w:p>
-            <w:pPr>
-              <w:jc w:val="right"/>
-            </w:pPr>
-            <w:r>
-              <w:rPr>
-                <w:sz w:val="17"/>
-              </w:rPr>
-              <w:t>1,456</w:t>
+              <w:t>1,458</w:t>
+            </w:r>
+          </w:p>
+        </w:tc>
+        <w:tc>
+          <w:tcPr>
+            <w:tcW w:type="dxa" w:w="1234"/>
+          </w:tcPr>
+          <w:p>
+            <w:pPr>
+              <w:jc w:val="right"/>
+            </w:pPr>
+            <w:r>
+              <w:rPr>
+                <w:sz w:val="17"/>
+              </w:rPr>
+              <w:t>1,447</w:t>
+            </w:r>
+          </w:p>
+        </w:tc>
+        <w:tc>
+          <w:tcPr>
+            <w:tcW w:type="dxa" w:w="1234"/>
+          </w:tcPr>
+          <w:p>
+            <w:pPr>
+              <w:jc w:val="right"/>
+            </w:pPr>
+            <w:r>
+              <w:rPr>
+                <w:sz w:val="17"/>
+              </w:rPr>
+              <w:t>1,436</w:t>
             </w:r>
           </w:p>
         </w:tc>
@@ -6647,39 +6647,39 @@
               <w:rPr>
                 <w:sz w:val="17"/>
               </w:rPr>
-              <w:t>160.3</w:t>
-            </w:r>
-          </w:p>
-        </w:tc>
-        <w:tc>
-          <w:tcPr>
-            <w:tcW w:type="dxa" w:w="1234"/>
-          </w:tcPr>
-          <w:p>
-            <w:pPr>
-              <w:jc w:val="right"/>
-            </w:pPr>
-            <w:r>
-              <w:rPr>
-                <w:sz w:val="17"/>
-              </w:rPr>
-              <w:t>159.8</w:t>
-            </w:r>
-          </w:p>
-        </w:tc>
-        <w:tc>
-          <w:tcPr>
-            <w:tcW w:type="dxa" w:w="1234"/>
-          </w:tcPr>
-          <w:p>
-            <w:pPr>
-              <w:jc w:val="right"/>
-            </w:pPr>
-            <w:r>
-              <w:rPr>
-                <w:sz w:val="17"/>
-              </w:rPr>
-              <w:t>159.3</w:t>
+              <w:t>159.5</w:t>
+            </w:r>
+          </w:p>
+        </w:tc>
+        <w:tc>
+          <w:tcPr>
+            <w:tcW w:type="dxa" w:w="1234"/>
+          </w:tcPr>
+          <w:p>
+            <w:pPr>
+              <w:jc w:val="right"/>
+            </w:pPr>
+            <w:r>
+              <w:rPr>
+                <w:sz w:val="17"/>
+              </w:rPr>
+              <w:t>158.3</w:t>
+            </w:r>
+          </w:p>
+        </w:tc>
+        <w:tc>
+          <w:tcPr>
+            <w:tcW w:type="dxa" w:w="1234"/>
+          </w:tcPr>
+          <w:p>
+            <w:pPr>
+              <w:jc w:val="right"/>
+            </w:pPr>
+            <w:r>
+              <w:rPr>
+                <w:sz w:val="17"/>
+              </w:rPr>
+              <w:t>157.1</w:t>
             </w:r>
           </w:p>
         </w:tc>
@@ -6752,39 +6752,39 @@
               <w:rPr>
                 <w:sz w:val="17"/>
               </w:rPr>
-              <w:t>145,895</w:t>
-            </w:r>
-          </w:p>
-        </w:tc>
-        <w:tc>
-          <w:tcPr>
-            <w:tcW w:type="dxa" w:w="1234"/>
-          </w:tcPr>
-          <w:p>
-            <w:pPr>
-              <w:jc w:val="right"/>
-            </w:pPr>
-            <w:r>
-              <w:rPr>
-                <w:sz w:val="17"/>
-              </w:rPr>
-              <w:t>145,471</w:t>
-            </w:r>
-          </w:p>
-        </w:tc>
-        <w:tc>
-          <w:tcPr>
-            <w:tcW w:type="dxa" w:w="1234"/>
-          </w:tcPr>
-          <w:p>
-            <w:pPr>
-              <w:jc w:val="right"/>
-            </w:pPr>
-            <w:r>
-              <w:rPr>
-                <w:sz w:val="17"/>
-              </w:rPr>
-              <w:t>145,046</w:t>
+              <w:t>145,240</w:t>
+            </w:r>
+          </w:p>
+        </w:tc>
+        <w:tc>
+          <w:tcPr>
+            <w:tcW w:type="dxa" w:w="1234"/>
+          </w:tcPr>
+          <w:p>
+            <w:pPr>
+              <w:jc w:val="right"/>
+            </w:pPr>
+            <w:r>
+              <w:rPr>
+                <w:sz w:val="17"/>
+              </w:rPr>
+              <w:t>144,118</w:t>
+            </w:r>
+          </w:p>
+        </w:tc>
+        <w:tc>
+          <w:tcPr>
+            <w:tcW w:type="dxa" w:w="1234"/>
+          </w:tcPr>
+          <w:p>
+            <w:pPr>
+              <w:jc w:val="right"/>
+            </w:pPr>
+            <w:r>
+              <w:rPr>
+                <w:sz w:val="17"/>
+              </w:rPr>
+              <w:t>142,996</w:t>
             </w:r>
           </w:p>
         </w:tc>
@@ -6859,22 +6859,6 @@
               <w:rPr>
                 <w:sz w:val="17"/>
               </w:rPr>
-              <w:t>178</w:t>
-            </w:r>
-          </w:p>
-        </w:tc>
-        <w:tc>
-          <w:tcPr>
-            <w:tcW w:type="dxa" w:w="1234"/>
-          </w:tcPr>
-          <w:p>
-            <w:pPr>
-              <w:jc w:val="right"/>
-            </w:pPr>
-            <w:r>
-              <w:rPr>
-                <w:sz w:val="17"/>
-              </w:rPr>
               <w:t>177</w:t>
             </w:r>
           </w:p>
@@ -6891,7 +6875,23 @@
               <w:rPr>
                 <w:sz w:val="17"/>
               </w:rPr>
-              <w:t>177</w:t>
+              <w:t>175</w:t>
+            </w:r>
+          </w:p>
+        </w:tc>
+        <w:tc>
+          <w:tcPr>
+            <w:tcW w:type="dxa" w:w="1234"/>
+          </w:tcPr>
+          <w:p>
+            <w:pPr>
+              <w:jc w:val="right"/>
+            </w:pPr>
+            <w:r>
+              <w:rPr>
+                <w:sz w:val="17"/>
+              </w:rPr>
+              <w:t>174</w:t>
             </w:r>
           </w:p>
         </w:tc>
@@ -6966,39 +6966,39 @@
               <w:rPr>
                 <w:sz w:val="17"/>
               </w:rPr>
-              <w:t>25.4</w:t>
-            </w:r>
-          </w:p>
-        </w:tc>
-        <w:tc>
-          <w:tcPr>
-            <w:tcW w:type="dxa" w:w="1234"/>
-          </w:tcPr>
-          <w:p>
-            <w:pPr>
-              <w:jc w:val="right"/>
-            </w:pPr>
-            <w:r>
-              <w:rPr>
-                <w:sz w:val="17"/>
-              </w:rPr>
-              <w:t>25.3</w:t>
-            </w:r>
-          </w:p>
-        </w:tc>
-        <w:tc>
-          <w:tcPr>
-            <w:tcW w:type="dxa" w:w="1234"/>
-          </w:tcPr>
-          <w:p>
-            <w:pPr>
-              <w:jc w:val="right"/>
-            </w:pPr>
-            <w:r>
-              <w:rPr>
-                <w:sz w:val="17"/>
-              </w:rPr>
               <w:t>25.2</w:t>
+            </w:r>
+          </w:p>
+        </w:tc>
+        <w:tc>
+          <w:tcPr>
+            <w:tcW w:type="dxa" w:w="1234"/>
+          </w:tcPr>
+          <w:p>
+            <w:pPr>
+              <w:jc w:val="right"/>
+            </w:pPr>
+            <w:r>
+              <w:rPr>
+                <w:sz w:val="17"/>
+              </w:rPr>
+              <w:t>25.0</w:t>
+            </w:r>
+          </w:p>
+        </w:tc>
+        <w:tc>
+          <w:tcPr>
+            <w:tcW w:type="dxa" w:w="1234"/>
+          </w:tcPr>
+          <w:p>
+            <w:pPr>
+              <w:jc w:val="right"/>
+            </w:pPr>
+            <w:r>
+              <w:rPr>
+                <w:sz w:val="17"/>
+              </w:rPr>
+              <w:t>24.9</w:t>
             </w:r>
           </w:p>
         </w:tc>
@@ -7071,39 +7071,39 @@
               <w:rPr>
                 <w:sz w:val="17"/>
               </w:rPr>
-              <w:t>14,902</w:t>
-            </w:r>
-          </w:p>
-        </w:tc>
-        <w:tc>
-          <w:tcPr>
-            <w:tcW w:type="dxa" w:w="1234"/>
-          </w:tcPr>
-          <w:p>
-            <w:pPr>
-              <w:jc w:val="right"/>
-            </w:pPr>
-            <w:r>
-              <w:rPr>
-                <w:sz w:val="17"/>
-              </w:rPr>
-              <w:t>14,858</w:t>
-            </w:r>
-          </w:p>
-        </w:tc>
-        <w:tc>
-          <w:tcPr>
-            <w:tcW w:type="dxa" w:w="1234"/>
-          </w:tcPr>
-          <w:p>
-            <w:pPr>
-              <w:jc w:val="right"/>
-            </w:pPr>
-            <w:r>
-              <w:rPr>
-                <w:sz w:val="17"/>
-              </w:rPr>
-              <w:t>14,815</w:t>
+              <w:t>14,835</w:t>
+            </w:r>
+          </w:p>
+        </w:tc>
+        <w:tc>
+          <w:tcPr>
+            <w:tcW w:type="dxa" w:w="1234"/>
+          </w:tcPr>
+          <w:p>
+            <w:pPr>
+              <w:jc w:val="right"/>
+            </w:pPr>
+            <w:r>
+              <w:rPr>
+                <w:sz w:val="17"/>
+              </w:rPr>
+              <w:t>14,720</w:t>
+            </w:r>
+          </w:p>
+        </w:tc>
+        <w:tc>
+          <w:tcPr>
+            <w:tcW w:type="dxa" w:w="1234"/>
+          </w:tcPr>
+          <w:p>
+            <w:pPr>
+              <w:jc w:val="right"/>
+            </w:pPr>
+            <w:r>
+              <w:rPr>
+                <w:sz w:val="17"/>
+              </w:rPr>
+              <w:t>14,606</w:t>
             </w:r>
           </w:p>
         </w:tc>
@@ -7178,39 +7178,39 @@
               <w:rPr>
                 <w:sz w:val="17"/>
               </w:rPr>
-              <w:t>226</w:t>
-            </w:r>
-          </w:p>
-        </w:tc>
-        <w:tc>
-          <w:tcPr>
-            <w:tcW w:type="dxa" w:w="1234"/>
-          </w:tcPr>
-          <w:p>
-            <w:pPr>
-              <w:jc w:val="right"/>
-            </w:pPr>
-            <w:r>
-              <w:rPr>
-                <w:sz w:val="17"/>
-              </w:rPr>
-              <w:t>226</w:t>
-            </w:r>
-          </w:p>
-        </w:tc>
-        <w:tc>
-          <w:tcPr>
-            <w:tcW w:type="dxa" w:w="1234"/>
-          </w:tcPr>
-          <w:p>
-            <w:pPr>
-              <w:jc w:val="right"/>
-            </w:pPr>
-            <w:r>
-              <w:rPr>
-                <w:sz w:val="17"/>
-              </w:rPr>
               <w:t>225</w:t>
+            </w:r>
+          </w:p>
+        </w:tc>
+        <w:tc>
+          <w:tcPr>
+            <w:tcW w:type="dxa" w:w="1234"/>
+          </w:tcPr>
+          <w:p>
+            <w:pPr>
+              <w:jc w:val="right"/>
+            </w:pPr>
+            <w:r>
+              <w:rPr>
+                <w:sz w:val="17"/>
+              </w:rPr>
+              <w:t>224</w:t>
+            </w:r>
+          </w:p>
+        </w:tc>
+        <w:tc>
+          <w:tcPr>
+            <w:tcW w:type="dxa" w:w="1234"/>
+          </w:tcPr>
+          <w:p>
+            <w:pPr>
+              <w:jc w:val="right"/>
+            </w:pPr>
+            <w:r>
+              <w:rPr>
+                <w:sz w:val="17"/>
+              </w:rPr>
+              <w:t>222</w:t>
             </w:r>
           </w:p>
         </w:tc>
@@ -7285,22 +7285,6 @@
               <w:rPr>
                 <w:sz w:val="17"/>
               </w:rPr>
-              <w:t>24.5</w:t>
-            </w:r>
-          </w:p>
-        </w:tc>
-        <w:tc>
-          <w:tcPr>
-            <w:tcW w:type="dxa" w:w="1234"/>
-          </w:tcPr>
-          <w:p>
-            <w:pPr>
-              <w:jc w:val="right"/>
-            </w:pPr>
-            <w:r>
-              <w:rPr>
-                <w:sz w:val="17"/>
-              </w:rPr>
               <w:t>24.4</w:t>
             </w:r>
           </w:p>
@@ -7317,7 +7301,23 @@
               <w:rPr>
                 <w:sz w:val="17"/>
               </w:rPr>
-              <w:t>24.3</w:t>
+              <w:t>24.2</w:t>
+            </w:r>
+          </w:p>
+        </w:tc>
+        <w:tc>
+          <w:tcPr>
+            <w:tcW w:type="dxa" w:w="1234"/>
+          </w:tcPr>
+          <w:p>
+            <w:pPr>
+              <w:jc w:val="right"/>
+            </w:pPr>
+            <w:r>
+              <w:rPr>
+                <w:sz w:val="17"/>
+              </w:rPr>
+              <w:t>24.0</w:t>
             </w:r>
           </w:p>
         </w:tc>
@@ -7390,39 +7390,39 @@
               <w:rPr>
                 <w:sz w:val="17"/>
               </w:rPr>
-              <w:t>26,209</w:t>
-            </w:r>
-          </w:p>
-        </w:tc>
-        <w:tc>
-          <w:tcPr>
-            <w:tcW w:type="dxa" w:w="1234"/>
-          </w:tcPr>
-          <w:p>
-            <w:pPr>
-              <w:jc w:val="right"/>
-            </w:pPr>
-            <w:r>
-              <w:rPr>
-                <w:sz w:val="17"/>
-              </w:rPr>
-              <w:t>26,133</w:t>
-            </w:r>
-          </w:p>
-        </w:tc>
-        <w:tc>
-          <w:tcPr>
-            <w:tcW w:type="dxa" w:w="1234"/>
-          </w:tcPr>
-          <w:p>
-            <w:pPr>
-              <w:jc w:val="right"/>
-            </w:pPr>
-            <w:r>
-              <w:rPr>
-                <w:sz w:val="17"/>
-              </w:rPr>
-              <w:t>26,056</w:t>
+              <w:t>26,091</w:t>
+            </w:r>
+          </w:p>
+        </w:tc>
+        <w:tc>
+          <w:tcPr>
+            <w:tcW w:type="dxa" w:w="1234"/>
+          </w:tcPr>
+          <w:p>
+            <w:pPr>
+              <w:jc w:val="right"/>
+            </w:pPr>
+            <w:r>
+              <w:rPr>
+                <w:sz w:val="17"/>
+              </w:rPr>
+              <w:t>25,890</w:t>
+            </w:r>
+          </w:p>
+        </w:tc>
+        <w:tc>
+          <w:tcPr>
+            <w:tcW w:type="dxa" w:w="1234"/>
+          </w:tcPr>
+          <w:p>
+            <w:pPr>
+              <w:jc w:val="right"/>
+            </w:pPr>
+            <w:r>
+              <w:rPr>
+                <w:sz w:val="17"/>
+              </w:rPr>
+              <w:t>25,688</w:t>
             </w:r>
           </w:p>
         </w:tc>
@@ -7636,7 +7636,7 @@
               <w:rPr>
                 <w:sz w:val="17"/>
               </w:rPr>
-              <w:t>3.1</w:t>
+              <w:t>3.0</w:t>
             </w:r>
           </w:p>
         </w:tc>
@@ -7709,39 +7709,39 @@
               <w:rPr>
                 <w:sz w:val="17"/>
               </w:rPr>
-              <w:t>2,227</w:t>
-            </w:r>
-          </w:p>
-        </w:tc>
-        <w:tc>
-          <w:tcPr>
-            <w:tcW w:type="dxa" w:w="1234"/>
-          </w:tcPr>
-          <w:p>
-            <w:pPr>
-              <w:jc w:val="right"/>
-            </w:pPr>
-            <w:r>
-              <w:rPr>
-                <w:sz w:val="17"/>
-              </w:rPr>
-              <w:t>2,220</w:t>
-            </w:r>
-          </w:p>
-        </w:tc>
-        <w:tc>
-          <w:tcPr>
-            <w:tcW w:type="dxa" w:w="1234"/>
-          </w:tcPr>
-          <w:p>
-            <w:pPr>
-              <w:jc w:val="right"/>
-            </w:pPr>
-            <w:r>
-              <w:rPr>
-                <w:sz w:val="17"/>
-              </w:rPr>
-              <w:t>2,214</w:t>
+              <w:t>2,217</w:t>
+            </w:r>
+          </w:p>
+        </w:tc>
+        <w:tc>
+          <w:tcPr>
+            <w:tcW w:type="dxa" w:w="1234"/>
+          </w:tcPr>
+          <w:p>
+            <w:pPr>
+              <w:jc w:val="right"/>
+            </w:pPr>
+            <w:r>
+              <w:rPr>
+                <w:sz w:val="17"/>
+              </w:rPr>
+              <w:t>2,200</w:t>
+            </w:r>
+          </w:p>
+        </w:tc>
+        <w:tc>
+          <w:tcPr>
+            <w:tcW w:type="dxa" w:w="1234"/>
+          </w:tcPr>
+          <w:p>
+            <w:pPr>
+              <w:jc w:val="right"/>
+            </w:pPr>
+            <w:r>
+              <w:rPr>
+                <w:sz w:val="17"/>
+              </w:rPr>
+              <w:t>2,183</w:t>
             </w:r>
           </w:p>
         </w:tc>
@@ -8454,39 +8454,39 @@
               <w:rPr>
                 <w:sz w:val="17"/>
               </w:rPr>
-              <w:t>184.5</w:t>
-            </w:r>
-          </w:p>
-        </w:tc>
-        <w:tc>
-          <w:tcPr>
-            <w:tcW w:type="dxa" w:w="1234"/>
-          </w:tcPr>
-          <w:p>
-            <w:pPr>
-              <w:jc w:val="right"/>
-            </w:pPr>
-            <w:r>
-              <w:rPr>
-                <w:sz w:val="17"/>
-              </w:rPr>
-              <w:t>184.0</w:t>
-            </w:r>
-          </w:p>
-        </w:tc>
-        <w:tc>
-          <w:tcPr>
-            <w:tcW w:type="dxa" w:w="1234"/>
-          </w:tcPr>
-          <w:p>
-            <w:pPr>
-              <w:jc w:val="right"/>
-            </w:pPr>
-            <w:r>
-              <w:rPr>
-                <w:sz w:val="17"/>
-              </w:rPr>
-              <w:t>183.4</w:t>
+              <w:t>183.7</w:t>
+            </w:r>
+          </w:p>
+        </w:tc>
+        <w:tc>
+          <w:tcPr>
+            <w:tcW w:type="dxa" w:w="1234"/>
+          </w:tcPr>
+          <w:p>
+            <w:pPr>
+              <w:jc w:val="right"/>
+            </w:pPr>
+            <w:r>
+              <w:rPr>
+                <w:sz w:val="17"/>
+              </w:rPr>
+              <w:t>182.2</w:t>
+            </w:r>
+          </w:p>
+        </w:tc>
+        <w:tc>
+          <w:tcPr>
+            <w:tcW w:type="dxa" w:w="1234"/>
+          </w:tcPr>
+          <w:p>
+            <w:pPr>
+              <w:jc w:val="right"/>
+            </w:pPr>
+            <w:r>
+              <w:rPr>
+                <w:sz w:val="17"/>
+              </w:rPr>
+              <w:t>180.8</w:t>
             </w:r>
           </w:p>
         </w:tc>
@@ -8560,39 +8560,39 @@
               <w:rPr>
                 <w:sz w:val="17"/>
               </w:rPr>
-              <w:t>29,951</w:t>
-            </w:r>
-          </w:p>
-        </w:tc>
-        <w:tc>
-          <w:tcPr>
-            <w:tcW w:type="dxa" w:w="1234"/>
-          </w:tcPr>
-          <w:p>
-            <w:pPr>
-              <w:jc w:val="right"/>
-            </w:pPr>
-            <w:r>
-              <w:rPr>
-                <w:sz w:val="17"/>
-              </w:rPr>
-              <w:t>29,864</w:t>
-            </w:r>
-          </w:p>
-        </w:tc>
-        <w:tc>
-          <w:tcPr>
-            <w:tcW w:type="dxa" w:w="1234"/>
-          </w:tcPr>
-          <w:p>
-            <w:pPr>
-              <w:jc w:val="right"/>
-            </w:pPr>
-            <w:r>
-              <w:rPr>
-                <w:sz w:val="17"/>
-              </w:rPr>
-              <w:t>29,777</w:t>
+              <w:t>29,816</w:t>
+            </w:r>
+          </w:p>
+        </w:tc>
+        <w:tc>
+          <w:tcPr>
+            <w:tcW w:type="dxa" w:w="1234"/>
+          </w:tcPr>
+          <w:p>
+            <w:pPr>
+              <w:jc w:val="right"/>
+            </w:pPr>
+            <w:r>
+              <w:rPr>
+                <w:sz w:val="17"/>
+              </w:rPr>
+              <w:t>29,586</w:t>
+            </w:r>
+          </w:p>
+        </w:tc>
+        <w:tc>
+          <w:tcPr>
+            <w:tcW w:type="dxa" w:w="1234"/>
+          </w:tcPr>
+          <w:p>
+            <w:pPr>
+              <w:jc w:val="right"/>
+            </w:pPr>
+            <w:r>
+              <w:rPr>
+                <w:sz w:val="17"/>
+              </w:rPr>
+              <w:t>29,356</w:t>
             </w:r>
           </w:p>
         </w:tc>
@@ -8773,39 +8773,39 @@
               <w:rPr>
                 <w:sz w:val="17"/>
               </w:rPr>
-              <w:t>1,648</w:t>
-            </w:r>
-          </w:p>
-        </w:tc>
-        <w:tc>
-          <w:tcPr>
-            <w:tcW w:type="dxa" w:w="1234"/>
-          </w:tcPr>
-          <w:p>
-            <w:pPr>
-              <w:jc w:val="right"/>
-            </w:pPr>
-            <w:r>
-              <w:rPr>
-                <w:sz w:val="17"/>
-              </w:rPr>
-              <w:t>1,643</w:t>
-            </w:r>
-          </w:p>
-        </w:tc>
-        <w:tc>
-          <w:tcPr>
-            <w:tcW w:type="dxa" w:w="1234"/>
-          </w:tcPr>
-          <w:p>
-            <w:pPr>
-              <w:jc w:val="right"/>
-            </w:pPr>
-            <w:r>
-              <w:rPr>
-                <w:sz w:val="17"/>
-              </w:rPr>
-              <w:t>1,638</w:t>
+              <w:t>1,641</w:t>
+            </w:r>
+          </w:p>
+        </w:tc>
+        <w:tc>
+          <w:tcPr>
+            <w:tcW w:type="dxa" w:w="1234"/>
+          </w:tcPr>
+          <w:p>
+            <w:pPr>
+              <w:jc w:val="right"/>
+            </w:pPr>
+            <w:r>
+              <w:rPr>
+                <w:sz w:val="17"/>
+              </w:rPr>
+              <w:t>1,628</w:t>
+            </w:r>
+          </w:p>
+        </w:tc>
+        <w:tc>
+          <w:tcPr>
+            <w:tcW w:type="dxa" w:w="1234"/>
+          </w:tcPr>
+          <w:p>
+            <w:pPr>
+              <w:jc w:val="right"/>
+            </w:pPr>
+            <w:r>
+              <w:rPr>
+                <w:sz w:val="17"/>
+              </w:rPr>
+              <w:t>1,615</w:t>
             </w:r>
           </w:p>
         </w:tc>
@@ -8986,39 +8986,39 @@
               <w:rPr>
                 <w:sz w:val="17"/>
               </w:rPr>
-              <w:t>1,735</w:t>
-            </w:r>
-          </w:p>
-        </w:tc>
-        <w:tc>
-          <w:tcPr>
-            <w:tcW w:type="dxa" w:w="1234"/>
-          </w:tcPr>
-          <w:p>
-            <w:pPr>
-              <w:jc w:val="right"/>
-            </w:pPr>
-            <w:r>
-              <w:rPr>
-                <w:sz w:val="17"/>
-              </w:rPr>
-              <w:t>1,730</w:t>
-            </w:r>
-          </w:p>
-        </w:tc>
-        <w:tc>
-          <w:tcPr>
-            <w:tcW w:type="dxa" w:w="1234"/>
-          </w:tcPr>
-          <w:p>
-            <w:pPr>
-              <w:jc w:val="right"/>
-            </w:pPr>
-            <w:r>
-              <w:rPr>
-                <w:sz w:val="17"/>
-              </w:rPr>
-              <w:t>1,724</w:t>
+              <w:t>1,727</w:t>
+            </w:r>
+          </w:p>
+        </w:tc>
+        <w:tc>
+          <w:tcPr>
+            <w:tcW w:type="dxa" w:w="1234"/>
+          </w:tcPr>
+          <w:p>
+            <w:pPr>
+              <w:jc w:val="right"/>
+            </w:pPr>
+            <w:r>
+              <w:rPr>
+                <w:sz w:val="17"/>
+              </w:rPr>
+              <w:t>1,713</w:t>
+            </w:r>
+          </w:p>
+        </w:tc>
+        <w:tc>
+          <w:tcPr>
+            <w:tcW w:type="dxa" w:w="1234"/>
+          </w:tcPr>
+          <w:p>
+            <w:pPr>
+              <w:jc w:val="right"/>
+            </w:pPr>
+            <w:r>
+              <w:rPr>
+                <w:sz w:val="17"/>
+              </w:rPr>
+              <w:t>1,700</w:t>
             </w:r>
           </w:p>
         </w:tc>
@@ -9199,39 +9199,39 @@
               <w:rPr>
                 <w:sz w:val="17"/>
               </w:rPr>
-              <w:t>9,299</w:t>
-            </w:r>
-          </w:p>
-        </w:tc>
-        <w:tc>
-          <w:tcPr>
-            <w:tcW w:type="dxa" w:w="1234"/>
-          </w:tcPr>
-          <w:p>
-            <w:pPr>
-              <w:jc w:val="right"/>
-            </w:pPr>
-            <w:r>
-              <w:rPr>
-                <w:sz w:val="17"/>
-              </w:rPr>
-              <w:t>9,272</w:t>
-            </w:r>
-          </w:p>
-        </w:tc>
-        <w:tc>
-          <w:tcPr>
-            <w:tcW w:type="dxa" w:w="1234"/>
-          </w:tcPr>
-          <w:p>
-            <w:pPr>
-              <w:jc w:val="right"/>
-            </w:pPr>
-            <w:r>
-              <w:rPr>
-                <w:sz w:val="17"/>
-              </w:rPr>
-              <w:t>9,244</w:t>
+              <w:t>9,270</w:t>
+            </w:r>
+          </w:p>
+        </w:tc>
+        <w:tc>
+          <w:tcPr>
+            <w:tcW w:type="dxa" w:w="1234"/>
+          </w:tcPr>
+          <w:p>
+            <w:pPr>
+              <w:jc w:val="right"/>
+            </w:pPr>
+            <w:r>
+              <w:rPr>
+                <w:sz w:val="17"/>
+              </w:rPr>
+              <w:t>9,211</w:t>
+            </w:r>
+          </w:p>
+        </w:tc>
+        <w:tc>
+          <w:tcPr>
+            <w:tcW w:type="dxa" w:w="1234"/>
+          </w:tcPr>
+          <w:p>
+            <w:pPr>
+              <w:jc w:val="right"/>
+            </w:pPr>
+            <w:r>
+              <w:rPr>
+                <w:sz w:val="17"/>
+              </w:rPr>
+              <w:t>9,153</w:t>
             </w:r>
           </w:p>
         </w:tc>
@@ -9306,39 +9306,39 @@
               <w:rPr>
                 <w:sz w:val="17"/>
               </w:rPr>
-              <w:t>244.0</w:t>
-            </w:r>
-          </w:p>
-        </w:tc>
-        <w:tc>
-          <w:tcPr>
-            <w:tcW w:type="dxa" w:w="1234"/>
-          </w:tcPr>
-          <w:p>
-            <w:pPr>
-              <w:jc w:val="right"/>
-            </w:pPr>
-            <w:r>
-              <w:rPr>
-                <w:sz w:val="17"/>
-              </w:rPr>
-              <w:t>243.3</w:t>
-            </w:r>
-          </w:p>
-        </w:tc>
-        <w:tc>
-          <w:tcPr>
-            <w:tcW w:type="dxa" w:w="1234"/>
-          </w:tcPr>
-          <w:p>
-            <w:pPr>
-              <w:jc w:val="right"/>
-            </w:pPr>
-            <w:r>
-              <w:rPr>
-                <w:sz w:val="17"/>
-              </w:rPr>
-              <w:t>242.6</w:t>
+              <w:t>242.9</w:t>
+            </w:r>
+          </w:p>
+        </w:tc>
+        <w:tc>
+          <w:tcPr>
+            <w:tcW w:type="dxa" w:w="1234"/>
+          </w:tcPr>
+          <w:p>
+            <w:pPr>
+              <w:jc w:val="right"/>
+            </w:pPr>
+            <w:r>
+              <w:rPr>
+                <w:sz w:val="17"/>
+              </w:rPr>
+              <w:t>241.0</w:t>
+            </w:r>
+          </w:p>
+        </w:tc>
+        <w:tc>
+          <w:tcPr>
+            <w:tcW w:type="dxa" w:w="1234"/>
+          </w:tcPr>
+          <w:p>
+            <w:pPr>
+              <w:jc w:val="right"/>
+            </w:pPr>
+            <w:r>
+              <w:rPr>
+                <w:sz w:val="17"/>
+              </w:rPr>
+              <w:t>239.1</w:t>
             </w:r>
           </w:p>
         </w:tc>
@@ -9412,39 +9412,39 @@
               <w:rPr>
                 <w:sz w:val="17"/>
               </w:rPr>
-              <w:t>46,001</w:t>
-            </w:r>
-          </w:p>
-        </w:tc>
-        <w:tc>
-          <w:tcPr>
-            <w:tcW w:type="dxa" w:w="1234"/>
-          </w:tcPr>
-          <w:p>
-            <w:pPr>
-              <w:jc w:val="right"/>
-            </w:pPr>
-            <w:r>
-              <w:rPr>
-                <w:sz w:val="17"/>
-              </w:rPr>
-              <w:t>45,867</w:t>
-            </w:r>
-          </w:p>
-        </w:tc>
-        <w:tc>
-          <w:tcPr>
-            <w:tcW w:type="dxa" w:w="1234"/>
-          </w:tcPr>
-          <w:p>
-            <w:pPr>
-              <w:jc w:val="right"/>
-            </w:pPr>
-            <w:r>
-              <w:rPr>
-                <w:sz w:val="17"/>
-              </w:rPr>
-              <w:t>45,733</w:t>
+              <w:t>45,794</w:t>
+            </w:r>
+          </w:p>
+        </w:tc>
+        <w:tc>
+          <w:tcPr>
+            <w:tcW w:type="dxa" w:w="1234"/>
+          </w:tcPr>
+          <w:p>
+            <w:pPr>
+              <w:jc w:val="right"/>
+            </w:pPr>
+            <w:r>
+              <w:rPr>
+                <w:sz w:val="17"/>
+              </w:rPr>
+              <w:t>45,441</w:t>
+            </w:r>
+          </w:p>
+        </w:tc>
+        <w:tc>
+          <w:tcPr>
+            <w:tcW w:type="dxa" w:w="1234"/>
+          </w:tcPr>
+          <w:p>
+            <w:pPr>
+              <w:jc w:val="right"/>
+            </w:pPr>
+            <w:r>
+              <w:rPr>
+                <w:sz w:val="17"/>
+              </w:rPr>
+              <w:t>45,087</w:t>
             </w:r>
           </w:p>
         </w:tc>
@@ -10280,23 +10280,23 @@
               <w:rPr>
                 <w:sz w:val="17"/>
               </w:rPr>
-              <w:t>91</w:t>
-            </w:r>
-          </w:p>
-        </w:tc>
-        <w:tc>
-          <w:tcPr>
-            <w:tcW w:type="dxa" w:w="1234"/>
-          </w:tcPr>
-          <w:p>
-            <w:pPr>
-              <w:jc w:val="right"/>
-            </w:pPr>
-            <w:r>
-              <w:rPr>
-                <w:sz w:val="17"/>
-              </w:rPr>
-              <w:t>91</w:t>
+              <w:t>90</w:t>
+            </w:r>
+          </w:p>
+        </w:tc>
+        <w:tc>
+          <w:tcPr>
+            <w:tcW w:type="dxa" w:w="1234"/>
+          </w:tcPr>
+          <w:p>
+            <w:pPr>
+              <w:jc w:val="right"/>
+            </w:pPr>
+            <w:r>
+              <w:rPr>
+                <w:sz w:val="17"/>
+              </w:rPr>
+              <w:t>89</w:t>
             </w:r>
           </w:p>
         </w:tc>
@@ -10387,23 +10387,23 @@
               <w:rPr>
                 <w:sz w:val="17"/>
               </w:rPr>
-              <w:t>8.6</w:t>
-            </w:r>
-          </w:p>
-        </w:tc>
-        <w:tc>
-          <w:tcPr>
-            <w:tcW w:type="dxa" w:w="1234"/>
-          </w:tcPr>
-          <w:p>
-            <w:pPr>
-              <w:jc w:val="right"/>
-            </w:pPr>
-            <w:r>
-              <w:rPr>
-                <w:sz w:val="17"/>
-              </w:rPr>
-              <w:t>8.6</w:t>
+              <w:t>8.5</w:t>
+            </w:r>
+          </w:p>
+        </w:tc>
+        <w:tc>
+          <w:tcPr>
+            <w:tcW w:type="dxa" w:w="1234"/>
+          </w:tcPr>
+          <w:p>
+            <w:pPr>
+              <w:jc w:val="right"/>
+            </w:pPr>
+            <w:r>
+              <w:rPr>
+                <w:sz w:val="17"/>
+              </w:rPr>
+              <w:t>8.4</w:t>
             </w:r>
           </w:p>
         </w:tc>
@@ -10476,39 +10476,39 @@
               <w:rPr>
                 <w:sz w:val="17"/>
               </w:rPr>
-              <w:t>11,708</w:t>
-            </w:r>
-          </w:p>
-        </w:tc>
-        <w:tc>
-          <w:tcPr>
-            <w:tcW w:type="dxa" w:w="1234"/>
-          </w:tcPr>
-          <w:p>
-            <w:pPr>
-              <w:jc w:val="right"/>
-            </w:pPr>
-            <w:r>
-              <w:rPr>
-                <w:sz w:val="17"/>
-              </w:rPr>
-              <w:t>11,674</w:t>
-            </w:r>
-          </w:p>
-        </w:tc>
-        <w:tc>
-          <w:tcPr>
-            <w:tcW w:type="dxa" w:w="1234"/>
-          </w:tcPr>
-          <w:p>
-            <w:pPr>
-              <w:jc w:val="right"/>
-            </w:pPr>
-            <w:r>
-              <w:rPr>
-                <w:sz w:val="17"/>
-              </w:rPr>
-              <w:t>11,640</w:t>
+              <w:t>11,656</w:t>
+            </w:r>
+          </w:p>
+        </w:tc>
+        <w:tc>
+          <w:tcPr>
+            <w:tcW w:type="dxa" w:w="1234"/>
+          </w:tcPr>
+          <w:p>
+            <w:pPr>
+              <w:jc w:val="right"/>
+            </w:pPr>
+            <w:r>
+              <w:rPr>
+                <w:sz w:val="17"/>
+              </w:rPr>
+              <w:t>11,566</w:t>
+            </w:r>
+          </w:p>
+        </w:tc>
+        <w:tc>
+          <w:tcPr>
+            <w:tcW w:type="dxa" w:w="1234"/>
+          </w:tcPr>
+          <w:p>
+            <w:pPr>
+              <w:jc w:val="right"/>
+            </w:pPr>
+            <w:r>
+              <w:rPr>
+                <w:sz w:val="17"/>
+              </w:rPr>
+              <w:t>11,476</w:t>
             </w:r>
           </w:p>
         </w:tc>
@@ -10583,22 +10583,6 @@
               <w:rPr>
                 <w:sz w:val="17"/>
               </w:rPr>
-              <w:t>21.3</w:t>
-            </w:r>
-          </w:p>
-        </w:tc>
-        <w:tc>
-          <w:tcPr>
-            <w:tcW w:type="dxa" w:w="1234"/>
-          </w:tcPr>
-          <w:p>
-            <w:pPr>
-              <w:jc w:val="right"/>
-            </w:pPr>
-            <w:r>
-              <w:rPr>
-                <w:sz w:val="17"/>
-              </w:rPr>
               <w:t>21.2</w:t>
             </w:r>
           </w:p>
@@ -10615,7 +10599,23 @@
               <w:rPr>
                 <w:sz w:val="17"/>
               </w:rPr>
-              <w:t>21.2</w:t>
+              <w:t>21.0</w:t>
+            </w:r>
+          </w:p>
+        </w:tc>
+        <w:tc>
+          <w:tcPr>
+            <w:tcW w:type="dxa" w:w="1234"/>
+          </w:tcPr>
+          <w:p>
+            <w:pPr>
+              <w:jc w:val="right"/>
+            </w:pPr>
+            <w:r>
+              <w:rPr>
+                <w:sz w:val="17"/>
+              </w:rPr>
+              <w:t>20.9</w:t>
             </w:r>
           </w:p>
         </w:tc>
@@ -10689,39 +10689,39 @@
               <w:rPr>
                 <w:sz w:val="17"/>
               </w:rPr>
-              <w:t>47,434</w:t>
-            </w:r>
-          </w:p>
-        </w:tc>
-        <w:tc>
-          <w:tcPr>
-            <w:tcW w:type="dxa" w:w="1234"/>
-          </w:tcPr>
-          <w:p>
-            <w:pPr>
-              <w:jc w:val="right"/>
-            </w:pPr>
-            <w:r>
-              <w:rPr>
-                <w:sz w:val="17"/>
-              </w:rPr>
-              <w:t>47,296</w:t>
-            </w:r>
-          </w:p>
-        </w:tc>
-        <w:tc>
-          <w:tcPr>
-            <w:tcW w:type="dxa" w:w="1234"/>
-          </w:tcPr>
-          <w:p>
-            <w:pPr>
-              <w:jc w:val="right"/>
-            </w:pPr>
-            <w:r>
-              <w:rPr>
-                <w:sz w:val="17"/>
-              </w:rPr>
-              <w:t>47,158</w:t>
+              <w:t>47,221</w:t>
+            </w:r>
+          </w:p>
+        </w:tc>
+        <w:tc>
+          <w:tcPr>
+            <w:tcW w:type="dxa" w:w="1234"/>
+          </w:tcPr>
+          <w:p>
+            <w:pPr>
+              <w:jc w:val="right"/>
+            </w:pPr>
+            <w:r>
+              <w:rPr>
+                <w:sz w:val="17"/>
+              </w:rPr>
+              <w:t>46,857</w:t>
+            </w:r>
+          </w:p>
+        </w:tc>
+        <w:tc>
+          <w:tcPr>
+            <w:tcW w:type="dxa" w:w="1234"/>
+          </w:tcPr>
+          <w:p>
+            <w:pPr>
+              <w:jc w:val="right"/>
+            </w:pPr>
+            <w:r>
+              <w:rPr>
+                <w:sz w:val="17"/>
+              </w:rPr>
+              <w:t>46,492</w:t>
             </w:r>
           </w:p>
         </w:tc>
@@ -10796,22 +10796,6 @@
               <w:rPr>
                 <w:sz w:val="17"/>
               </w:rPr>
-              <w:t>42.7</w:t>
-            </w:r>
-          </w:p>
-        </w:tc>
-        <w:tc>
-          <w:tcPr>
-            <w:tcW w:type="dxa" w:w="1234"/>
-          </w:tcPr>
-          <w:p>
-            <w:pPr>
-              <w:jc w:val="right"/>
-            </w:pPr>
-            <w:r>
-              <w:rPr>
-                <w:sz w:val="17"/>
-              </w:rPr>
               <w:t>42.5</w:t>
             </w:r>
           </w:p>
@@ -10828,7 +10812,23 @@
               <w:rPr>
                 <w:sz w:val="17"/>
               </w:rPr>
-              <w:t>42.4</w:t>
+              <w:t>42.3</w:t>
+            </w:r>
+          </w:p>
+        </w:tc>
+        <w:tc>
+          <w:tcPr>
+            <w:tcW w:type="dxa" w:w="1234"/>
+          </w:tcPr>
+          <w:p>
+            <w:pPr>
+              <w:jc w:val="right"/>
+            </w:pPr>
+            <w:r>
+              <w:rPr>
+                <w:sz w:val="17"/>
+              </w:rPr>
+              <w:t>42.0</w:t>
             </w:r>
           </w:p>
         </w:tc>
@@ -10902,39 +10902,39 @@
               <w:rPr>
                 <w:sz w:val="17"/>
               </w:rPr>
-              <w:t>128,568</w:t>
-            </w:r>
-          </w:p>
-        </w:tc>
-        <w:tc>
-          <w:tcPr>
-            <w:tcW w:type="dxa" w:w="1234"/>
-          </w:tcPr>
-          <w:p>
-            <w:pPr>
-              <w:jc w:val="right"/>
-            </w:pPr>
-            <w:r>
-              <w:rPr>
-                <w:sz w:val="17"/>
-              </w:rPr>
-              <w:t>128,194</w:t>
-            </w:r>
-          </w:p>
-        </w:tc>
-        <w:tc>
-          <w:tcPr>
-            <w:tcW w:type="dxa" w:w="1234"/>
-          </w:tcPr>
-          <w:p>
-            <w:pPr>
-              <w:jc w:val="right"/>
-            </w:pPr>
-            <w:r>
-              <w:rPr>
-                <w:sz w:val="17"/>
-              </w:rPr>
-              <w:t>127,820</w:t>
+              <w:t>128,169</w:t>
+            </w:r>
+          </w:p>
+        </w:tc>
+        <w:tc>
+          <w:tcPr>
+            <w:tcW w:type="dxa" w:w="1234"/>
+          </w:tcPr>
+          <w:p>
+            <w:pPr>
+              <w:jc w:val="right"/>
+            </w:pPr>
+            <w:r>
+              <w:rPr>
+                <w:sz w:val="17"/>
+              </w:rPr>
+              <w:t>127,359</w:t>
+            </w:r>
+          </w:p>
+        </w:tc>
+        <w:tc>
+          <w:tcPr>
+            <w:tcW w:type="dxa" w:w="1234"/>
+          </w:tcPr>
+          <w:p>
+            <w:pPr>
+              <w:jc w:val="right"/>
+            </w:pPr>
+            <w:r>
+              <w:rPr>
+                <w:sz w:val="17"/>
+              </w:rPr>
+              <w:t>126,549</w:t>
             </w:r>
           </w:p>
         </w:tc>
@@ -11222,39 +11222,39 @@
               <w:rPr>
                 <w:sz w:val="17"/>
               </w:rPr>
-              <w:t>39.1</w:t>
-            </w:r>
-          </w:p>
-        </w:tc>
-        <w:tc>
-          <w:tcPr>
-            <w:tcW w:type="dxa" w:w="1234"/>
-          </w:tcPr>
-          <w:p>
-            <w:pPr>
-              <w:jc w:val="right"/>
-            </w:pPr>
-            <w:r>
-              <w:rPr>
-                <w:sz w:val="17"/>
-              </w:rPr>
-              <w:t>39.0</w:t>
-            </w:r>
-          </w:p>
-        </w:tc>
-        <w:tc>
-          <w:tcPr>
-            <w:tcW w:type="dxa" w:w="1234"/>
-          </w:tcPr>
-          <w:p>
-            <w:pPr>
-              <w:jc w:val="right"/>
-            </w:pPr>
-            <w:r>
-              <w:rPr>
-                <w:sz w:val="17"/>
-              </w:rPr>
-              <w:t>38.8</w:t>
+              <w:t>39.2</w:t>
+            </w:r>
+          </w:p>
+        </w:tc>
+        <w:tc>
+          <w:tcPr>
+            <w:tcW w:type="dxa" w:w="1234"/>
+          </w:tcPr>
+          <w:p>
+            <w:pPr>
+              <w:jc w:val="right"/>
+            </w:pPr>
+            <w:r>
+              <w:rPr>
+                <w:sz w:val="17"/>
+              </w:rPr>
+              <w:t>39.2</w:t>
+            </w:r>
+          </w:p>
+        </w:tc>
+        <w:tc>
+          <w:tcPr>
+            <w:tcW w:type="dxa" w:w="1234"/>
+          </w:tcPr>
+          <w:p>
+            <w:pPr>
+              <w:jc w:val="right"/>
+            </w:pPr>
+            <w:r>
+              <w:rPr>
+                <w:sz w:val="17"/>
+              </w:rPr>
+              <w:t>39.2</w:t>
             </w:r>
           </w:p>
         </w:tc>
@@ -11328,39 +11328,39 @@
               <w:rPr>
                 <w:sz w:val="17"/>
               </w:rPr>
-              <w:t>120,885</w:t>
-            </w:r>
-          </w:p>
-        </w:tc>
-        <w:tc>
-          <w:tcPr>
-            <w:tcW w:type="dxa" w:w="1234"/>
-          </w:tcPr>
-          <w:p>
-            <w:pPr>
-              <w:jc w:val="right"/>
-            </w:pPr>
-            <w:r>
-              <w:rPr>
-                <w:sz w:val="17"/>
-              </w:rPr>
-              <w:t>120,533</w:t>
-            </w:r>
-          </w:p>
-        </w:tc>
-        <w:tc>
-          <w:tcPr>
-            <w:tcW w:type="dxa" w:w="1234"/>
-          </w:tcPr>
-          <w:p>
-            <w:pPr>
-              <w:jc w:val="right"/>
-            </w:pPr>
-            <w:r>
-              <w:rPr>
-                <w:sz w:val="17"/>
-              </w:rPr>
-              <w:t>120,181</w:t>
+              <w:t>121,271</w:t>
+            </w:r>
+          </w:p>
+        </w:tc>
+        <w:tc>
+          <w:tcPr>
+            <w:tcW w:type="dxa" w:w="1234"/>
+          </w:tcPr>
+          <w:p>
+            <w:pPr>
+              <w:jc w:val="right"/>
+            </w:pPr>
+            <w:r>
+              <w:rPr>
+                <w:sz w:val="17"/>
+              </w:rPr>
+              <w:t>121,271</w:t>
+            </w:r>
+          </w:p>
+        </w:tc>
+        <w:tc>
+          <w:tcPr>
+            <w:tcW w:type="dxa" w:w="1234"/>
+          </w:tcPr>
+          <w:p>
+            <w:pPr>
+              <w:jc w:val="right"/>
+            </w:pPr>
+            <w:r>
+              <w:rPr>
+                <w:sz w:val="17"/>
+              </w:rPr>
+              <w:t>121,271</w:t>
             </w:r>
           </w:p>
         </w:tc>
@@ -11648,39 +11648,39 @@
               <w:rPr>
                 <w:sz w:val="17"/>
               </w:rPr>
-              <w:t>68.0</w:t>
-            </w:r>
-          </w:p>
-        </w:tc>
-        <w:tc>
-          <w:tcPr>
-            <w:tcW w:type="dxa" w:w="1234"/>
-          </w:tcPr>
-          <w:p>
-            <w:pPr>
-              <w:jc w:val="right"/>
-            </w:pPr>
-            <w:r>
-              <w:rPr>
-                <w:sz w:val="17"/>
-              </w:rPr>
-              <w:t>67.8</w:t>
-            </w:r>
-          </w:p>
-        </w:tc>
-        <w:tc>
-          <w:tcPr>
-            <w:tcW w:type="dxa" w:w="1234"/>
-          </w:tcPr>
-          <w:p>
-            <w:pPr>
-              <w:jc w:val="right"/>
-            </w:pPr>
-            <w:r>
-              <w:rPr>
-                <w:sz w:val="17"/>
-              </w:rPr>
-              <w:t>67.6</w:t>
+              <w:t>68.2</w:t>
+            </w:r>
+          </w:p>
+        </w:tc>
+        <w:tc>
+          <w:tcPr>
+            <w:tcW w:type="dxa" w:w="1234"/>
+          </w:tcPr>
+          <w:p>
+            <w:pPr>
+              <w:jc w:val="right"/>
+            </w:pPr>
+            <w:r>
+              <w:rPr>
+                <w:sz w:val="17"/>
+              </w:rPr>
+              <w:t>68.2</w:t>
+            </w:r>
+          </w:p>
+        </w:tc>
+        <w:tc>
+          <w:tcPr>
+            <w:tcW w:type="dxa" w:w="1234"/>
+          </w:tcPr>
+          <w:p>
+            <w:pPr>
+              <w:jc w:val="right"/>
+            </w:pPr>
+            <w:r>
+              <w:rPr>
+                <w:sz w:val="17"/>
+              </w:rPr>
+              <w:t>68.2</w:t>
             </w:r>
           </w:p>
         </w:tc>
@@ -11754,39 +11754,39 @@
               <w:rPr>
                 <w:sz w:val="17"/>
               </w:rPr>
-              <w:t>195,989</w:t>
-            </w:r>
-          </w:p>
-        </w:tc>
-        <w:tc>
-          <w:tcPr>
-            <w:tcW w:type="dxa" w:w="1234"/>
-          </w:tcPr>
-          <w:p>
-            <w:pPr>
-              <w:jc w:val="right"/>
-            </w:pPr>
-            <w:r>
-              <w:rPr>
-                <w:sz w:val="17"/>
-              </w:rPr>
-              <w:t>195,419</w:t>
-            </w:r>
-          </w:p>
-        </w:tc>
-        <w:tc>
-          <w:tcPr>
-            <w:tcW w:type="dxa" w:w="1234"/>
-          </w:tcPr>
-          <w:p>
-            <w:pPr>
-              <w:jc w:val="right"/>
-            </w:pPr>
-            <w:r>
-              <w:rPr>
-                <w:sz w:val="17"/>
-              </w:rPr>
-              <w:t>194,849</w:t>
+              <w:t>196,616</w:t>
+            </w:r>
+          </w:p>
+        </w:tc>
+        <w:tc>
+          <w:tcPr>
+            <w:tcW w:type="dxa" w:w="1234"/>
+          </w:tcPr>
+          <w:p>
+            <w:pPr>
+              <w:jc w:val="right"/>
+            </w:pPr>
+            <w:r>
+              <w:rPr>
+                <w:sz w:val="17"/>
+              </w:rPr>
+              <w:t>196,616</w:t>
+            </w:r>
+          </w:p>
+        </w:tc>
+        <w:tc>
+          <w:tcPr>
+            <w:tcW w:type="dxa" w:w="1234"/>
+          </w:tcPr>
+          <w:p>
+            <w:pPr>
+              <w:jc w:val="right"/>
+            </w:pPr>
+            <w:r>
+              <w:rPr>
+                <w:sz w:val="17"/>
+              </w:rPr>
+              <w:t>196,616</w:t>
             </w:r>
           </w:p>
         </w:tc>
@@ -11861,39 +11861,39 @@
               <w:rPr>
                 <w:sz w:val="17"/>
               </w:rPr>
-              <w:t>26.6</w:t>
-            </w:r>
-          </w:p>
-        </w:tc>
-        <w:tc>
-          <w:tcPr>
-            <w:tcW w:type="dxa" w:w="1234"/>
-          </w:tcPr>
-          <w:p>
-            <w:pPr>
-              <w:jc w:val="right"/>
-            </w:pPr>
-            <w:r>
-              <w:rPr>
-                <w:sz w:val="17"/>
-              </w:rPr>
-              <w:t>26.6</w:t>
-            </w:r>
-          </w:p>
-        </w:tc>
-        <w:tc>
-          <w:tcPr>
-            <w:tcW w:type="dxa" w:w="1234"/>
-          </w:tcPr>
-          <w:p>
-            <w:pPr>
-              <w:jc w:val="right"/>
-            </w:pPr>
-            <w:r>
-              <w:rPr>
-                <w:sz w:val="17"/>
-              </w:rPr>
-              <w:t>26.5</w:t>
+              <w:t>26.7</w:t>
+            </w:r>
+          </w:p>
+        </w:tc>
+        <w:tc>
+          <w:tcPr>
+            <w:tcW w:type="dxa" w:w="1234"/>
+          </w:tcPr>
+          <w:p>
+            <w:pPr>
+              <w:jc w:val="right"/>
+            </w:pPr>
+            <w:r>
+              <w:rPr>
+                <w:sz w:val="17"/>
+              </w:rPr>
+              <w:t>26.7</w:t>
+            </w:r>
+          </w:p>
+        </w:tc>
+        <w:tc>
+          <w:tcPr>
+            <w:tcW w:type="dxa" w:w="1234"/>
+          </w:tcPr>
+          <w:p>
+            <w:pPr>
+              <w:jc w:val="right"/>
+            </w:pPr>
+            <w:r>
+              <w:rPr>
+                <w:sz w:val="17"/>
+              </w:rPr>
+              <w:t>26.7</w:t>
             </w:r>
           </w:p>
         </w:tc>
@@ -11967,39 +11967,39 @@
               <w:rPr>
                 <w:sz w:val="17"/>
               </w:rPr>
-              <w:t>88,521</w:t>
-            </w:r>
-          </w:p>
-        </w:tc>
-        <w:tc>
-          <w:tcPr>
-            <w:tcW w:type="dxa" w:w="1234"/>
-          </w:tcPr>
-          <w:p>
-            <w:pPr>
-              <w:jc w:val="right"/>
-            </w:pPr>
-            <w:r>
-              <w:rPr>
-                <w:sz w:val="17"/>
-              </w:rPr>
-              <w:t>88,264</w:t>
-            </w:r>
-          </w:p>
-        </w:tc>
-        <w:tc>
-          <w:tcPr>
-            <w:tcW w:type="dxa" w:w="1234"/>
-          </w:tcPr>
-          <w:p>
-            <w:pPr>
-              <w:jc w:val="right"/>
-            </w:pPr>
-            <w:r>
-              <w:rPr>
-                <w:sz w:val="17"/>
-              </w:rPr>
-              <w:t>88,006</w:t>
+              <w:t>88,804</w:t>
+            </w:r>
+          </w:p>
+        </w:tc>
+        <w:tc>
+          <w:tcPr>
+            <w:tcW w:type="dxa" w:w="1234"/>
+          </w:tcPr>
+          <w:p>
+            <w:pPr>
+              <w:jc w:val="right"/>
+            </w:pPr>
+            <w:r>
+              <w:rPr>
+                <w:sz w:val="17"/>
+              </w:rPr>
+              <w:t>88,804</w:t>
+            </w:r>
+          </w:p>
+        </w:tc>
+        <w:tc>
+          <w:tcPr>
+            <w:tcW w:type="dxa" w:w="1234"/>
+          </w:tcPr>
+          <w:p>
+            <w:pPr>
+              <w:jc w:val="right"/>
+            </w:pPr>
+            <w:r>
+              <w:rPr>
+                <w:sz w:val="17"/>
+              </w:rPr>
+              <w:t>88,804</w:t>
             </w:r>
           </w:p>
         </w:tc>
@@ -12393,39 +12393,39 @@
               <w:rPr>
                 <w:sz w:val="17"/>
               </w:rPr>
-              <w:t>4,123</w:t>
-            </w:r>
-          </w:p>
-        </w:tc>
-        <w:tc>
-          <w:tcPr>
-            <w:tcW w:type="dxa" w:w="1234"/>
-          </w:tcPr>
-          <w:p>
-            <w:pPr>
-              <w:jc w:val="right"/>
-            </w:pPr>
-            <w:r>
-              <w:rPr>
-                <w:sz w:val="17"/>
-              </w:rPr>
-              <w:t>4,111</w:t>
-            </w:r>
-          </w:p>
-        </w:tc>
-        <w:tc>
-          <w:tcPr>
-            <w:tcW w:type="dxa" w:w="1234"/>
-          </w:tcPr>
-          <w:p>
-            <w:pPr>
-              <w:jc w:val="right"/>
-            </w:pPr>
-            <w:r>
-              <w:rPr>
-                <w:sz w:val="17"/>
-              </w:rPr>
-              <w:t>4,099</w:t>
+              <w:t>4,136</w:t>
+            </w:r>
+          </w:p>
+        </w:tc>
+        <w:tc>
+          <w:tcPr>
+            <w:tcW w:type="dxa" w:w="1234"/>
+          </w:tcPr>
+          <w:p>
+            <w:pPr>
+              <w:jc w:val="right"/>
+            </w:pPr>
+            <w:r>
+              <w:rPr>
+                <w:sz w:val="17"/>
+              </w:rPr>
+              <w:t>4,136</w:t>
+            </w:r>
+          </w:p>
+        </w:tc>
+        <w:tc>
+          <w:tcPr>
+            <w:tcW w:type="dxa" w:w="1234"/>
+          </w:tcPr>
+          <w:p>
+            <w:pPr>
+              <w:jc w:val="right"/>
+            </w:pPr>
+            <w:r>
+              <w:rPr>
+                <w:sz w:val="17"/>
+              </w:rPr>
+              <w:t>4,136</w:t>
             </w:r>
           </w:p>
         </w:tc>
@@ -12978,23 +12978,23 @@
               <w:rPr>
                 <w:sz w:val="17"/>
               </w:rPr>
-              <w:t>31</w:t>
-            </w:r>
-          </w:p>
-        </w:tc>
-        <w:tc>
-          <w:tcPr>
-            <w:tcW w:type="dxa" w:w="1234"/>
-          </w:tcPr>
-          <w:p>
-            <w:pPr>
-              <w:jc w:val="right"/>
-            </w:pPr>
-            <w:r>
-              <w:rPr>
-                <w:sz w:val="17"/>
-              </w:rPr>
-              <w:t>31</w:t>
+              <w:t>30</w:t>
+            </w:r>
+          </w:p>
+        </w:tc>
+        <w:tc>
+          <w:tcPr>
+            <w:tcW w:type="dxa" w:w="1234"/>
+          </w:tcPr>
+          <w:p>
+            <w:pPr>
+              <w:jc w:val="right"/>
+            </w:pPr>
+            <w:r>
+              <w:rPr>
+                <w:sz w:val="17"/>
+              </w:rPr>
+              <w:t>30</w:t>
             </w:r>
           </w:p>
         </w:tc>
@@ -13069,22 +13069,6 @@
               <w:rPr>
                 <w:sz w:val="17"/>
               </w:rPr>
-              <w:t>7.3</w:t>
-            </w:r>
-          </w:p>
-        </w:tc>
-        <w:tc>
-          <w:tcPr>
-            <w:tcW w:type="dxa" w:w="1234"/>
-          </w:tcPr>
-          <w:p>
-            <w:pPr>
-              <w:jc w:val="right"/>
-            </w:pPr>
-            <w:r>
-              <w:rPr>
-                <w:sz w:val="17"/>
-              </w:rPr>
               <w:t>7.2</w:t>
             </w:r>
           </w:p>
@@ -13102,6 +13086,22 @@
                 <w:sz w:val="17"/>
               </w:rPr>
               <w:t>7.2</w:t>
+            </w:r>
+          </w:p>
+        </w:tc>
+        <w:tc>
+          <w:tcPr>
+            <w:tcW w:type="dxa" w:w="1234"/>
+          </w:tcPr>
+          <w:p>
+            <w:pPr>
+              <w:jc w:val="right"/>
+            </w:pPr>
+            <w:r>
+              <w:rPr>
+                <w:sz w:val="17"/>
+              </w:rPr>
+              <w:t>7.1</w:t>
             </w:r>
           </w:p>
         </w:tc>
@@ -13174,39 +13174,39 @@
               <w:rPr>
                 <w:sz w:val="17"/>
               </w:rPr>
-              <w:t>2,118</w:t>
-            </w:r>
-          </w:p>
-        </w:tc>
-        <w:tc>
-          <w:tcPr>
-            <w:tcW w:type="dxa" w:w="1234"/>
-          </w:tcPr>
-          <w:p>
-            <w:pPr>
-              <w:jc w:val="right"/>
-            </w:pPr>
-            <w:r>
-              <w:rPr>
-                <w:sz w:val="17"/>
-              </w:rPr>
-              <w:t>2,112</w:t>
-            </w:r>
-          </w:p>
-        </w:tc>
-        <w:tc>
-          <w:tcPr>
-            <w:tcW w:type="dxa" w:w="1234"/>
-          </w:tcPr>
-          <w:p>
-            <w:pPr>
-              <w:jc w:val="right"/>
-            </w:pPr>
-            <w:r>
-              <w:rPr>
-                <w:sz w:val="17"/>
-              </w:rPr>
-              <w:t>2,106</w:t>
+              <w:t>2,109</w:t>
+            </w:r>
+          </w:p>
+        </w:tc>
+        <w:tc>
+          <w:tcPr>
+            <w:tcW w:type="dxa" w:w="1234"/>
+          </w:tcPr>
+          <w:p>
+            <w:pPr>
+              <w:jc w:val="right"/>
+            </w:pPr>
+            <w:r>
+              <w:rPr>
+                <w:sz w:val="17"/>
+              </w:rPr>
+              <w:t>2,092</w:t>
+            </w:r>
+          </w:p>
+        </w:tc>
+        <w:tc>
+          <w:tcPr>
+            <w:tcW w:type="dxa" w:w="1234"/>
+          </w:tcPr>
+          <w:p>
+            <w:pPr>
+              <w:jc w:val="right"/>
+            </w:pPr>
+            <w:r>
+              <w:rPr>
+                <w:sz w:val="17"/>
+              </w:rPr>
+              <w:t>2,076</w:t>
             </w:r>
           </w:p>
         </w:tc>
@@ -13706,22 +13706,6 @@
               <w:rPr>
                 <w:sz w:val="17"/>
               </w:rPr>
-              <w:t>127</w:t>
-            </w:r>
-          </w:p>
-        </w:tc>
-        <w:tc>
-          <w:tcPr>
-            <w:tcW w:type="dxa" w:w="1234"/>
-          </w:tcPr>
-          <w:p>
-            <w:pPr>
-              <w:jc w:val="right"/>
-            </w:pPr>
-            <w:r>
-              <w:rPr>
-                <w:sz w:val="17"/>
-              </w:rPr>
               <w:t>126</w:t>
             </w:r>
           </w:p>
@@ -13738,7 +13722,23 @@
               <w:rPr>
                 <w:sz w:val="17"/>
               </w:rPr>
-              <w:t>126</w:t>
+              <w:t>125</w:t>
+            </w:r>
+          </w:p>
+        </w:tc>
+        <w:tc>
+          <w:tcPr>
+            <w:tcW w:type="dxa" w:w="1234"/>
+          </w:tcPr>
+          <w:p>
+            <w:pPr>
+              <w:jc w:val="right"/>
+            </w:pPr>
+            <w:r>
+              <w:rPr>
+                <w:sz w:val="17"/>
+              </w:rPr>
+              <w:t>124</w:t>
             </w:r>
           </w:p>
         </w:tc>
@@ -13813,39 +13813,39 @@
               <w:rPr>
                 <w:sz w:val="17"/>
               </w:rPr>
-              <w:t>25.8</w:t>
-            </w:r>
-          </w:p>
-        </w:tc>
-        <w:tc>
-          <w:tcPr>
-            <w:tcW w:type="dxa" w:w="1234"/>
-          </w:tcPr>
-          <w:p>
-            <w:pPr>
-              <w:jc w:val="right"/>
-            </w:pPr>
-            <w:r>
-              <w:rPr>
-                <w:sz w:val="17"/>
-              </w:rPr>
-              <w:t>25.8</w:t>
-            </w:r>
-          </w:p>
-        </w:tc>
-        <w:tc>
-          <w:tcPr>
-            <w:tcW w:type="dxa" w:w="1234"/>
-          </w:tcPr>
-          <w:p>
-            <w:pPr>
-              <w:jc w:val="right"/>
-            </w:pPr>
-            <w:r>
-              <w:rPr>
-                <w:sz w:val="17"/>
-              </w:rPr>
               <w:t>25.7</w:t>
+            </w:r>
+          </w:p>
+        </w:tc>
+        <w:tc>
+          <w:tcPr>
+            <w:tcW w:type="dxa" w:w="1234"/>
+          </w:tcPr>
+          <w:p>
+            <w:pPr>
+              <w:jc w:val="right"/>
+            </w:pPr>
+            <w:r>
+              <w:rPr>
+                <w:sz w:val="17"/>
+              </w:rPr>
+              <w:t>25.5</w:t>
+            </w:r>
+          </w:p>
+        </w:tc>
+        <w:tc>
+          <w:tcPr>
+            <w:tcW w:type="dxa" w:w="1234"/>
+          </w:tcPr>
+          <w:p>
+            <w:pPr>
+              <w:jc w:val="right"/>
+            </w:pPr>
+            <w:r>
+              <w:rPr>
+                <w:sz w:val="17"/>
+              </w:rPr>
+              <w:t>25.3</w:t>
             </w:r>
           </w:p>
         </w:tc>
@@ -13919,39 +13919,39 @@
               <w:rPr>
                 <w:sz w:val="17"/>
               </w:rPr>
-              <w:t>11,184</w:t>
-            </w:r>
-          </w:p>
-        </w:tc>
-        <w:tc>
-          <w:tcPr>
-            <w:tcW w:type="dxa" w:w="1234"/>
-          </w:tcPr>
-          <w:p>
-            <w:pPr>
-              <w:jc w:val="right"/>
-            </w:pPr>
-            <w:r>
-              <w:rPr>
-                <w:sz w:val="17"/>
-              </w:rPr>
-              <w:t>11,151</w:t>
-            </w:r>
-          </w:p>
-        </w:tc>
-        <w:tc>
-          <w:tcPr>
-            <w:tcW w:type="dxa" w:w="1234"/>
-          </w:tcPr>
-          <w:p>
-            <w:pPr>
-              <w:jc w:val="right"/>
-            </w:pPr>
-            <w:r>
-              <w:rPr>
-                <w:sz w:val="17"/>
-              </w:rPr>
-              <w:t>11,119</w:t>
+              <w:t>11,133</w:t>
+            </w:r>
+          </w:p>
+        </w:tc>
+        <w:tc>
+          <w:tcPr>
+            <w:tcW w:type="dxa" w:w="1234"/>
+          </w:tcPr>
+          <w:p>
+            <w:pPr>
+              <w:jc w:val="right"/>
+            </w:pPr>
+            <w:r>
+              <w:rPr>
+                <w:sz w:val="17"/>
+              </w:rPr>
+              <w:t>11,047</w:t>
+            </w:r>
+          </w:p>
+        </w:tc>
+        <w:tc>
+          <w:tcPr>
+            <w:tcW w:type="dxa" w:w="1234"/>
+          </w:tcPr>
+          <w:p>
+            <w:pPr>
+              <w:jc w:val="right"/>
+            </w:pPr>
+            <w:r>
+              <w:rPr>
+                <w:sz w:val="17"/>
+              </w:rPr>
+              <w:t>10,961</w:t>
             </w:r>
           </w:p>
         </w:tc>
@@ -14238,22 +14238,6 @@
               <w:rPr>
                 <w:sz w:val="17"/>
               </w:rPr>
-              <w:t>280</w:t>
-            </w:r>
-          </w:p>
-        </w:tc>
-        <w:tc>
-          <w:tcPr>
-            <w:tcW w:type="dxa" w:w="1234"/>
-          </w:tcPr>
-          <w:p>
-            <w:pPr>
-              <w:jc w:val="right"/>
-            </w:pPr>
-            <w:r>
-              <w:rPr>
-                <w:sz w:val="17"/>
-              </w:rPr>
               <w:t>279</w:t>
             </w:r>
           </w:p>
@@ -14270,7 +14254,23 @@
               <w:rPr>
                 <w:sz w:val="17"/>
               </w:rPr>
-              <w:t>279</w:t>
+              <w:t>277</w:t>
+            </w:r>
+          </w:p>
+        </w:tc>
+        <w:tc>
+          <w:tcPr>
+            <w:tcW w:type="dxa" w:w="1234"/>
+          </w:tcPr>
+          <w:p>
+            <w:pPr>
+              <w:jc w:val="right"/>
+            </w:pPr>
+            <w:r>
+              <w:rPr>
+                <w:sz w:val="17"/>
+              </w:rPr>
+              <w:t>275</w:t>
             </w:r>
           </w:p>
         </w:tc>
@@ -14573,23 +14573,23 @@
               <w:rPr>
                 <w:sz w:val="17"/>
               </w:rPr>
-              <w:t>48</w:t>
-            </w:r>
-          </w:p>
-        </w:tc>
-        <w:tc>
-          <w:tcPr>
-            <w:tcW w:type="dxa" w:w="1234"/>
-          </w:tcPr>
-          <w:p>
-            <w:pPr>
-              <w:jc w:val="right"/>
-            </w:pPr>
-            <w:r>
-              <w:rPr>
-                <w:sz w:val="17"/>
-              </w:rPr>
-              <w:t>48</w:t>
+              <w:t>47</w:t>
+            </w:r>
+          </w:p>
+        </w:tc>
+        <w:tc>
+          <w:tcPr>
+            <w:tcW w:type="dxa" w:w="1234"/>
+          </w:tcPr>
+          <w:p>
+            <w:pPr>
+              <w:jc w:val="right"/>
+            </w:pPr>
+            <w:r>
+              <w:rPr>
+                <w:sz w:val="17"/>
+              </w:rPr>
+              <w:t>47</w:t>
             </w:r>
           </w:p>
         </w:tc>
@@ -15302,39 +15302,39 @@
               <w:rPr>
                 <w:sz w:val="17"/>
               </w:rPr>
-              <w:t>51.9</w:t>
-            </w:r>
-          </w:p>
-        </w:tc>
-        <w:tc>
-          <w:tcPr>
-            <w:tcW w:type="dxa" w:w="1234"/>
-          </w:tcPr>
-          <w:p>
-            <w:pPr>
-              <w:jc w:val="right"/>
-            </w:pPr>
-            <w:r>
-              <w:rPr>
-                <w:sz w:val="17"/>
-              </w:rPr>
-              <w:t>51.8</w:t>
-            </w:r>
-          </w:p>
-        </w:tc>
-        <w:tc>
-          <w:tcPr>
-            <w:tcW w:type="dxa" w:w="1234"/>
-          </w:tcPr>
-          <w:p>
-            <w:pPr>
-              <w:jc w:val="right"/>
-            </w:pPr>
-            <w:r>
-              <w:rPr>
-                <w:sz w:val="17"/>
-              </w:rPr>
-              <w:t>51.6</w:t>
+              <w:t>51.7</w:t>
+            </w:r>
+          </w:p>
+        </w:tc>
+        <w:tc>
+          <w:tcPr>
+            <w:tcW w:type="dxa" w:w="1234"/>
+          </w:tcPr>
+          <w:p>
+            <w:pPr>
+              <w:jc w:val="right"/>
+            </w:pPr>
+            <w:r>
+              <w:rPr>
+                <w:sz w:val="17"/>
+              </w:rPr>
+              <w:t>51.3</w:t>
+            </w:r>
+          </w:p>
+        </w:tc>
+        <w:tc>
+          <w:tcPr>
+            <w:tcW w:type="dxa" w:w="1234"/>
+          </w:tcPr>
+          <w:p>
+            <w:pPr>
+              <w:jc w:val="right"/>
+            </w:pPr>
+            <w:r>
+              <w:rPr>
+                <w:sz w:val="17"/>
+              </w:rPr>
+              <w:t>50.9</w:t>
             </w:r>
           </w:p>
         </w:tc>
@@ -15408,39 +15408,39 @@
               <w:rPr>
                 <w:sz w:val="17"/>
               </w:rPr>
-              <w:t>5,741</w:t>
-            </w:r>
-          </w:p>
-        </w:tc>
-        <w:tc>
-          <w:tcPr>
-            <w:tcW w:type="dxa" w:w="1234"/>
-          </w:tcPr>
-          <w:p>
-            <w:pPr>
-              <w:jc w:val="right"/>
-            </w:pPr>
-            <w:r>
-              <w:rPr>
-                <w:sz w:val="17"/>
-              </w:rPr>
-              <w:t>5,724</w:t>
-            </w:r>
-          </w:p>
-        </w:tc>
-        <w:tc>
-          <w:tcPr>
-            <w:tcW w:type="dxa" w:w="1234"/>
-          </w:tcPr>
-          <w:p>
-            <w:pPr>
-              <w:jc w:val="right"/>
-            </w:pPr>
-            <w:r>
-              <w:rPr>
-                <w:sz w:val="17"/>
-              </w:rPr>
-              <w:t>5,707</w:t>
+              <w:t>5,715</w:t>
+            </w:r>
+          </w:p>
+        </w:tc>
+        <w:tc>
+          <w:tcPr>
+            <w:tcW w:type="dxa" w:w="1234"/>
+          </w:tcPr>
+          <w:p>
+            <w:pPr>
+              <w:jc w:val="right"/>
+            </w:pPr>
+            <w:r>
+              <w:rPr>
+                <w:sz w:val="17"/>
+              </w:rPr>
+              <w:t>5,671</w:t>
+            </w:r>
+          </w:p>
+        </w:tc>
+        <w:tc>
+          <w:tcPr>
+            <w:tcW w:type="dxa" w:w="1234"/>
+          </w:tcPr>
+          <w:p>
+            <w:pPr>
+              <w:jc w:val="right"/>
+            </w:pPr>
+            <w:r>
+              <w:rPr>
+                <w:sz w:val="17"/>
+              </w:rPr>
+              <w:t>5,627</w:t>
             </w:r>
           </w:p>
         </w:tc>
@@ -15547,7 +15547,7 @@
               <w:rPr>
                 <w:sz w:val="17"/>
               </w:rPr>
-              <w:t>2.4</w:t>
+              <w:t>2.3</w:t>
             </w:r>
           </w:p>
         </w:tc>
@@ -15621,39 +15621,39 @@
               <w:rPr>
                 <w:sz w:val="17"/>
               </w:rPr>
-              <w:t>463</w:t>
-            </w:r>
-          </w:p>
-        </w:tc>
-        <w:tc>
-          <w:tcPr>
-            <w:tcW w:type="dxa" w:w="1234"/>
-          </w:tcPr>
-          <w:p>
-            <w:pPr>
-              <w:jc w:val="right"/>
-            </w:pPr>
-            <w:r>
-              <w:rPr>
-                <w:sz w:val="17"/>
-              </w:rPr>
-              <w:t>462</w:t>
-            </w:r>
-          </w:p>
-        </w:tc>
-        <w:tc>
-          <w:tcPr>
-            <w:tcW w:type="dxa" w:w="1234"/>
-          </w:tcPr>
-          <w:p>
-            <w:pPr>
-              <w:jc w:val="right"/>
-            </w:pPr>
-            <w:r>
-              <w:rPr>
-                <w:sz w:val="17"/>
-              </w:rPr>
-              <w:t>460</w:t>
+              <w:t>461</w:t>
+            </w:r>
+          </w:p>
+        </w:tc>
+        <w:tc>
+          <w:tcPr>
+            <w:tcW w:type="dxa" w:w="1234"/>
+          </w:tcPr>
+          <w:p>
+            <w:pPr>
+              <w:jc w:val="right"/>
+            </w:pPr>
+            <w:r>
+              <w:rPr>
+                <w:sz w:val="17"/>
+              </w:rPr>
+              <w:t>457</w:t>
+            </w:r>
+          </w:p>
+        </w:tc>
+        <w:tc>
+          <w:tcPr>
+            <w:tcW w:type="dxa" w:w="1234"/>
+          </w:tcPr>
+          <w:p>
+            <w:pPr>
+              <w:jc w:val="right"/>
+            </w:pPr>
+            <w:r>
+              <w:rPr>
+                <w:sz w:val="17"/>
+              </w:rPr>
+              <w:t>454</w:t>
             </w:r>
           </w:p>
         </w:tc>
@@ -15728,7 +15728,7 @@
               <w:rPr>
                 <w:sz w:val="17"/>
               </w:rPr>
-              <w:t>1.8</w:t>
+              <w:t>1.7</w:t>
             </w:r>
           </w:p>
         </w:tc>
@@ -15834,39 +15834,39 @@
               <w:rPr>
                 <w:sz w:val="17"/>
               </w:rPr>
-              <w:t>839</w:t>
-            </w:r>
-          </w:p>
-        </w:tc>
-        <w:tc>
-          <w:tcPr>
-            <w:tcW w:type="dxa" w:w="1234"/>
-          </w:tcPr>
-          <w:p>
-            <w:pPr>
-              <w:jc w:val="right"/>
-            </w:pPr>
-            <w:r>
-              <w:rPr>
-                <w:sz w:val="17"/>
-              </w:rPr>
-              <w:t>836</w:t>
-            </w:r>
-          </w:p>
-        </w:tc>
-        <w:tc>
-          <w:tcPr>
-            <w:tcW w:type="dxa" w:w="1234"/>
-          </w:tcPr>
-          <w:p>
-            <w:pPr>
-              <w:jc w:val="right"/>
-            </w:pPr>
-            <w:r>
-              <w:rPr>
-                <w:sz w:val="17"/>
-              </w:rPr>
-              <w:t>834</w:t>
+              <w:t>835</w:t>
+            </w:r>
+          </w:p>
+        </w:tc>
+        <w:tc>
+          <w:tcPr>
+            <w:tcW w:type="dxa" w:w="1234"/>
+          </w:tcPr>
+          <w:p>
+            <w:pPr>
+              <w:jc w:val="right"/>
+            </w:pPr>
+            <w:r>
+              <w:rPr>
+                <w:sz w:val="17"/>
+              </w:rPr>
+              <w:t>829</w:t>
+            </w:r>
+          </w:p>
+        </w:tc>
+        <w:tc>
+          <w:tcPr>
+            <w:tcW w:type="dxa" w:w="1234"/>
+          </w:tcPr>
+          <w:p>
+            <w:pPr>
+              <w:jc w:val="right"/>
+            </w:pPr>
+            <w:r>
+              <w:rPr>
+                <w:sz w:val="17"/>
+              </w:rPr>
+              <w:t>822</w:t>
             </w:r>
           </w:p>
         </w:tc>
@@ -16154,39 +16154,39 @@
               <w:rPr>
                 <w:sz w:val="17"/>
               </w:rPr>
-              <w:t>71.5</w:t>
-            </w:r>
-          </w:p>
-        </w:tc>
-        <w:tc>
-          <w:tcPr>
-            <w:tcW w:type="dxa" w:w="1234"/>
-          </w:tcPr>
-          <w:p>
-            <w:pPr>
-              <w:jc w:val="right"/>
-            </w:pPr>
-            <w:r>
-              <w:rPr>
-                <w:sz w:val="17"/>
-              </w:rPr>
-              <w:t>71.3</w:t>
-            </w:r>
-          </w:p>
-        </w:tc>
-        <w:tc>
-          <w:tcPr>
-            <w:tcW w:type="dxa" w:w="1234"/>
-          </w:tcPr>
-          <w:p>
-            <w:pPr>
-              <w:jc w:val="right"/>
-            </w:pPr>
-            <w:r>
-              <w:rPr>
-                <w:sz w:val="17"/>
-              </w:rPr>
-              <w:t>71.1</w:t>
+              <w:t>71.2</w:t>
+            </w:r>
+          </w:p>
+        </w:tc>
+        <w:tc>
+          <w:tcPr>
+            <w:tcW w:type="dxa" w:w="1234"/>
+          </w:tcPr>
+          <w:p>
+            <w:pPr>
+              <w:jc w:val="right"/>
+            </w:pPr>
+            <w:r>
+              <w:rPr>
+                <w:sz w:val="17"/>
+              </w:rPr>
+              <w:t>70.6</w:t>
+            </w:r>
+          </w:p>
+        </w:tc>
+        <w:tc>
+          <w:tcPr>
+            <w:tcW w:type="dxa" w:w="1234"/>
+          </w:tcPr>
+          <w:p>
+            <w:pPr>
+              <w:jc w:val="right"/>
+            </w:pPr>
+            <w:r>
+              <w:rPr>
+                <w:sz w:val="17"/>
+              </w:rPr>
+              <w:t>70.1</w:t>
             </w:r>
           </w:p>
         </w:tc>
@@ -16260,39 +16260,39 @@
               <w:rPr>
                 <w:sz w:val="17"/>
               </w:rPr>
-              <w:t>3,967</w:t>
-            </w:r>
-          </w:p>
-        </w:tc>
-        <w:tc>
-          <w:tcPr>
-            <w:tcW w:type="dxa" w:w="1234"/>
-          </w:tcPr>
-          <w:p>
-            <w:pPr>
-              <w:jc w:val="right"/>
-            </w:pPr>
-            <w:r>
-              <w:rPr>
-                <w:sz w:val="17"/>
-              </w:rPr>
-              <w:t>3,955</w:t>
-            </w:r>
-          </w:p>
-        </w:tc>
-        <w:tc>
-          <w:tcPr>
-            <w:tcW w:type="dxa" w:w="1234"/>
-          </w:tcPr>
-          <w:p>
-            <w:pPr>
-              <w:jc w:val="right"/>
-            </w:pPr>
-            <w:r>
-              <w:rPr>
-                <w:sz w:val="17"/>
-              </w:rPr>
-              <w:t>3,944</w:t>
+              <w:t>3,949</w:t>
+            </w:r>
+          </w:p>
+        </w:tc>
+        <w:tc>
+          <w:tcPr>
+            <w:tcW w:type="dxa" w:w="1234"/>
+          </w:tcPr>
+          <w:p>
+            <w:pPr>
+              <w:jc w:val="right"/>
+            </w:pPr>
+            <w:r>
+              <w:rPr>
+                <w:sz w:val="17"/>
+              </w:rPr>
+              <w:t>3,918</w:t>
+            </w:r>
+          </w:p>
+        </w:tc>
+        <w:tc>
+          <w:tcPr>
+            <w:tcW w:type="dxa" w:w="1234"/>
+          </w:tcPr>
+          <w:p>
+            <w:pPr>
+              <w:jc w:val="right"/>
+            </w:pPr>
+            <w:r>
+              <w:rPr>
+                <w:sz w:val="17"/>
+              </w:rPr>
+              <w:t>3,888</w:t>
             </w:r>
           </w:p>
         </w:tc>
@@ -16686,39 +16686,39 @@
               <w:rPr>
                 <w:sz w:val="17"/>
               </w:rPr>
-              <w:t>6.8</w:t>
-            </w:r>
-          </w:p>
-        </w:tc>
-        <w:tc>
-          <w:tcPr>
-            <w:tcW w:type="dxa" w:w="1234"/>
-          </w:tcPr>
-          <w:p>
-            <w:pPr>
-              <w:jc w:val="right"/>
-            </w:pPr>
-            <w:r>
-              <w:rPr>
-                <w:sz w:val="17"/>
-              </w:rPr>
-              <w:t>6.8</w:t>
-            </w:r>
-          </w:p>
-        </w:tc>
-        <w:tc>
-          <w:tcPr>
-            <w:tcW w:type="dxa" w:w="1234"/>
-          </w:tcPr>
-          <w:p>
-            <w:pPr>
-              <w:jc w:val="right"/>
-            </w:pPr>
-            <w:r>
-              <w:rPr>
-                <w:sz w:val="17"/>
-              </w:rPr>
               <w:t>6.7</w:t>
+            </w:r>
+          </w:p>
+        </w:tc>
+        <w:tc>
+          <w:tcPr>
+            <w:tcW w:type="dxa" w:w="1234"/>
+          </w:tcPr>
+          <w:p>
+            <w:pPr>
+              <w:jc w:val="right"/>
+            </w:pPr>
+            <w:r>
+              <w:rPr>
+                <w:sz w:val="17"/>
+              </w:rPr>
+              <w:t>6.7</w:t>
+            </w:r>
+          </w:p>
+        </w:tc>
+        <w:tc>
+          <w:tcPr>
+            <w:tcW w:type="dxa" w:w="1234"/>
+          </w:tcPr>
+          <w:p>
+            <w:pPr>
+              <w:jc w:val="right"/>
+            </w:pPr>
+            <w:r>
+              <w:rPr>
+                <w:sz w:val="17"/>
+              </w:rPr>
+              <w:t>6.6</w:t>
             </w:r>
           </w:p>
         </w:tc>
@@ -16792,39 +16792,39 @@
               <w:rPr>
                 <w:sz w:val="17"/>
               </w:rPr>
-              <w:t>6,973</w:t>
-            </w:r>
-          </w:p>
-        </w:tc>
-        <w:tc>
-          <w:tcPr>
-            <w:tcW w:type="dxa" w:w="1234"/>
-          </w:tcPr>
-          <w:p>
-            <w:pPr>
-              <w:jc w:val="right"/>
-            </w:pPr>
-            <w:r>
-              <w:rPr>
-                <w:sz w:val="17"/>
-              </w:rPr>
-              <w:t>6,953</w:t>
-            </w:r>
-          </w:p>
-        </w:tc>
-        <w:tc>
-          <w:tcPr>
-            <w:tcW w:type="dxa" w:w="1234"/>
-          </w:tcPr>
-          <w:p>
-            <w:pPr>
-              <w:jc w:val="right"/>
-            </w:pPr>
-            <w:r>
-              <w:rPr>
-                <w:sz w:val="17"/>
-              </w:rPr>
-              <w:t>6,932</w:t>
+              <w:t>6,942</w:t>
+            </w:r>
+          </w:p>
+        </w:tc>
+        <w:tc>
+          <w:tcPr>
+            <w:tcW w:type="dxa" w:w="1234"/>
+          </w:tcPr>
+          <w:p>
+            <w:pPr>
+              <w:jc w:val="right"/>
+            </w:pPr>
+            <w:r>
+              <w:rPr>
+                <w:sz w:val="17"/>
+              </w:rPr>
+              <w:t>6,888</w:t>
+            </w:r>
+          </w:p>
+        </w:tc>
+        <w:tc>
+          <w:tcPr>
+            <w:tcW w:type="dxa" w:w="1234"/>
+          </w:tcPr>
+          <w:p>
+            <w:pPr>
+              <w:jc w:val="right"/>
+            </w:pPr>
+            <w:r>
+              <w:rPr>
+                <w:sz w:val="17"/>
+              </w:rPr>
+              <w:t>6,834</w:t>
             </w:r>
           </w:p>
         </w:tc>
@@ -17005,22 +17005,6 @@
               <w:rPr>
                 <w:sz w:val="17"/>
               </w:rPr>
-              <w:t>3,199</w:t>
-            </w:r>
-          </w:p>
-        </w:tc>
-        <w:tc>
-          <w:tcPr>
-            <w:tcW w:type="dxa" w:w="1234"/>
-          </w:tcPr>
-          <w:p>
-            <w:pPr>
-              <w:jc w:val="right"/>
-            </w:pPr>
-            <w:r>
-              <w:rPr>
-                <w:sz w:val="17"/>
-              </w:rPr>
               <w:t>3,189</w:t>
             </w:r>
           </w:p>
@@ -17037,7 +17021,23 @@
               <w:rPr>
                 <w:sz w:val="17"/>
               </w:rPr>
-              <w:t>3,180</w:t>
+              <w:t>3,169</w:t>
+            </w:r>
+          </w:p>
+        </w:tc>
+        <w:tc>
+          <w:tcPr>
+            <w:tcW w:type="dxa" w:w="1234"/>
+          </w:tcPr>
+          <w:p>
+            <w:pPr>
+              <w:jc w:val="right"/>
+            </w:pPr>
+            <w:r>
+              <w:rPr>
+                <w:sz w:val="17"/>
+              </w:rPr>
+              <w:t>3,149</w:t>
             </w:r>
           </w:p>
         </w:tc>
@@ -17204,7 +17204,7 @@
               <w:rPr>
                 <w:sz w:val="17"/>
               </w:rPr>
-              <w:t>354,268</w:t>
+              <w:t>352,690</w:t>
             </w:r>
           </w:p>
         </w:tc>
@@ -17220,7 +17220,7 @@
               <w:rPr>
                 <w:sz w:val="17"/>
               </w:rPr>
-              <w:t>353,238</w:t>
+              <w:t>349,979</w:t>
             </w:r>
           </w:p>
         </w:tc>
@@ -17236,7 +17236,7 @@
               <w:rPr>
                 <w:sz w:val="17"/>
               </w:rPr>
-              <w:t>352,207</w:t>
+              <w:t>347,267</w:t>
             </w:r>
           </w:p>
         </w:tc>
@@ -17252,7 +17252,7 @@
               <w:rPr>
                 <w:sz w:val="17"/>
               </w:rPr>
-              <w:t>1,059,713</w:t>
+              <w:t>1,049,936</w:t>
             </w:r>
           </w:p>
         </w:tc>
@@ -17283,7 +17283,7 @@
               <w:rPr>
                 <w:sz w:val="17"/>
               </w:rPr>
-              <w:t>318,767</w:t>
+              <w:t>318,448</w:t>
             </w:r>
           </w:p>
         </w:tc>
@@ -17299,7 +17299,7 @@
               <w:rPr>
                 <w:sz w:val="17"/>
               </w:rPr>
-              <w:t>317,840</w:t>
+              <w:t>317,109</w:t>
             </w:r>
           </w:p>
         </w:tc>
@@ -17315,7 +17315,7 @@
               <w:rPr>
                 <w:sz w:val="17"/>
               </w:rPr>
-              <w:t>316,912</w:t>
+              <w:t>315,770</w:t>
             </w:r>
           </w:p>
         </w:tc>
@@ -17331,7 +17331,7 @@
               <w:rPr>
                 <w:sz w:val="17"/>
               </w:rPr>
-              <w:t>953,519</w:t>
+              <w:t>951,328</w:t>
             </w:r>
           </w:p>
         </w:tc>
@@ -17362,7 +17362,7 @@
               <w:rPr>
                 <w:sz w:val="17"/>
               </w:rPr>
-              <w:t>288,634</w:t>
+              <w:t>289,557</w:t>
             </w:r>
           </w:p>
         </w:tc>
@@ -17378,7 +17378,7 @@
               <w:rPr>
                 <w:sz w:val="17"/>
               </w:rPr>
-              <w:t>287,794</w:t>
+              <w:t>289,557</w:t>
             </w:r>
           </w:p>
         </w:tc>
@@ -17394,7 +17394,7 @@
               <w:rPr>
                 <w:sz w:val="17"/>
               </w:rPr>
-              <w:t>286,955</w:t>
+              <w:t>289,557</w:t>
             </w:r>
           </w:p>
         </w:tc>
@@ -17410,7 +17410,7 @@
               <w:rPr>
                 <w:sz w:val="17"/>
               </w:rPr>
-              <w:t>863,382</w:t>
+              <w:t>868,671</w:t>
             </w:r>
           </w:p>
         </w:tc>
@@ -17441,7 +17441,7 @@
               <w:rPr>
                 <w:sz w:val="17"/>
               </w:rPr>
-              <w:t>926,731</w:t>
+              <w:t>925,910</w:t>
             </w:r>
           </w:p>
         </w:tc>
@@ -17457,7 +17457,7 @@
               <w:rPr>
                 <w:sz w:val="17"/>
               </w:rPr>
-              <w:t>924,035</w:t>
+              <w:t>922,124</w:t>
             </w:r>
           </w:p>
         </w:tc>
@@ -17473,7 +17473,7 @@
               <w:rPr>
                 <w:sz w:val="17"/>
               </w:rPr>
-              <w:t>921,340</w:t>
+              <w:t>918,338</w:t>
             </w:r>
           </w:p>
         </w:tc>
@@ -17489,7 +17489,7 @@
               <w:rPr>
                 <w:sz w:val="17"/>
               </w:rPr>
-              <w:t>2,772,106</w:t>
+              <w:t>2,766,373</w:t>
             </w:r>
           </w:p>
         </w:tc>
@@ -17520,7 +17520,7 @@
               <w:rPr>
                 <w:sz w:val="17"/>
               </w:rPr>
-              <w:t>34,938</w:t>
+              <w:t>34,785</w:t>
             </w:r>
           </w:p>
         </w:tc>
@@ -17536,7 +17536,7 @@
               <w:rPr>
                 <w:sz w:val="17"/>
               </w:rPr>
-              <w:t>34,836</w:t>
+              <w:t>34,521</w:t>
             </w:r>
           </w:p>
         </w:tc>
@@ -17552,7 +17552,7 @@
               <w:rPr>
                 <w:sz w:val="17"/>
               </w:rPr>
-              <w:t>34,734</w:t>
+              <w:t>34,257</w:t>
             </w:r>
           </w:p>
         </w:tc>
@@ -17568,7 +17568,7 @@
               <w:rPr>
                 <w:sz w:val="17"/>
               </w:rPr>
-              <w:t>104,508</w:t>
+              <w:t>103,563</w:t>
             </w:r>
           </w:p>
         </w:tc>
@@ -17599,7 +17599,7 @@
               <w:rPr>
                 <w:sz w:val="17"/>
               </w:rPr>
-              <w:t>961,669</w:t>
+              <w:t>960,695</w:t>
             </w:r>
           </w:p>
         </w:tc>
@@ -17615,7 +17615,7 @@
               <w:rPr>
                 <w:sz w:val="17"/>
               </w:rPr>
-              <w:t>958,871</w:t>
+              <w:t>956,645</w:t>
             </w:r>
           </w:p>
         </w:tc>
@@ -17631,7 +17631,7 @@
               <w:rPr>
                 <w:sz w:val="17"/>
               </w:rPr>
-              <w:t>956,074</w:t>
+              <w:t>952,595</w:t>
             </w:r>
           </w:p>
         </w:tc>
@@ -17647,7 +17647,7 @@
               <w:rPr>
                 <w:sz w:val="17"/>
               </w:rPr>
-              <w:t>2,876,614</w:t>
+              <w:t>2,869,936</w:t>
             </w:r>
           </w:p>
         </w:tc>
@@ -17678,7 +17678,7 @@
               <w:rPr>
                 <w:sz w:val="17"/>
               </w:rPr>
-              <w:t>48,018</w:t>
+              <w:t>47,969</w:t>
             </w:r>
           </w:p>
         </w:tc>
@@ -17694,7 +17694,7 @@
               <w:rPr>
                 <w:sz w:val="17"/>
               </w:rPr>
-              <w:t>47,878</w:t>
+              <w:t>47,767</w:t>
             </w:r>
           </w:p>
         </w:tc>
@@ -17710,7 +17710,7 @@
               <w:rPr>
                 <w:sz w:val="17"/>
               </w:rPr>
-              <w:t>47,738</w:t>
+              <w:t>47,565</w:t>
             </w:r>
           </w:p>
         </w:tc>
@@ -17726,7 +17726,7 @@
               <w:rPr>
                 <w:sz w:val="17"/>
               </w:rPr>
-              <w:t>143,634</w:t>
+              <w:t>143,301</w:t>
             </w:r>
           </w:p>
         </w:tc>
@@ -17757,7 +17757,7 @@
               <w:rPr>
                 <w:sz w:val="17"/>
               </w:rPr>
-              <w:t>23,663</w:t>
+              <w:t>23,639</w:t>
             </w:r>
           </w:p>
         </w:tc>
@@ -17773,7 +17773,7 @@
               <w:rPr>
                 <w:sz w:val="17"/>
               </w:rPr>
-              <w:t>23,594</w:t>
+              <w:t>23,539</w:t>
             </w:r>
           </w:p>
         </w:tc>
@@ -17789,7 +17789,7 @@
               <w:rPr>
                 <w:sz w:val="17"/>
               </w:rPr>
-              <w:t>23,525</w:t>
+              <w:t>23,439</w:t>
             </w:r>
           </w:p>
         </w:tc>
@@ -17805,7 +17805,7 @@
               <w:rPr>
                 <w:sz w:val="17"/>
               </w:rPr>
-              <w:t>70,781</w:t>
+              <w:t>70,617</w:t>
             </w:r>
           </w:p>
         </w:tc>
@@ -17836,7 +17836,7 @@
               <w:rPr>
                 <w:sz w:val="17"/>
               </w:rPr>
-              <w:t>2,555</w:t>
+              <w:t>2,552</w:t>
             </w:r>
           </w:p>
         </w:tc>
@@ -17852,7 +17852,7 @@
               <w:rPr>
                 <w:sz w:val="17"/>
               </w:rPr>
-              <w:t>2,548</w:t>
+              <w:t>2,542</w:t>
             </w:r>
           </w:p>
         </w:tc>
@@ -17868,7 +17868,7 @@
               <w:rPr>
                 <w:sz w:val="17"/>
               </w:rPr>
-              <w:t>2,540</w:t>
+              <w:t>2,531</w:t>
             </w:r>
           </w:p>
         </w:tc>
@@ -17884,7 +17884,7 @@
               <w:rPr>
                 <w:sz w:val="17"/>
               </w:rPr>
-              <w:t>7,643</w:t>
+              <w:t>7,625</w:t>
             </w:r>
           </w:p>
         </w:tc>
@@ -17915,7 +17915,7 @@
               <w:rPr>
                 <w:sz w:val="17"/>
               </w:rPr>
-              <w:t>832</w:t>
+              <w:t>829</w:t>
             </w:r>
           </w:p>
         </w:tc>
@@ -17931,7 +17931,7 @@
               <w:rPr>
                 <w:sz w:val="17"/>
               </w:rPr>
-              <w:t>829</w:t>
+              <w:t>823</w:t>
             </w:r>
           </w:p>
         </w:tc>
@@ -17947,7 +17947,7 @@
               <w:rPr>
                 <w:sz w:val="17"/>
               </w:rPr>
-              <w:t>827</w:t>
+              <w:t>818</w:t>
             </w:r>
           </w:p>
         </w:tc>
@@ -17963,7 +17963,7 @@
               <w:rPr>
                 <w:sz w:val="17"/>
               </w:rPr>
-              <w:t>2,488</w:t>
+              <w:t>2,470</w:t>
             </w:r>
           </w:p>
         </w:tc>
@@ -17994,7 +17994,7 @@
               <w:rPr>
                 <w:sz w:val="17"/>
               </w:rPr>
-              <w:t>1,036,736</w:t>
+              <w:t>1,035,684</w:t>
             </w:r>
           </w:p>
         </w:tc>
@@ -18010,7 +18010,7 @@
               <w:rPr>
                 <w:sz w:val="17"/>
               </w:rPr>
-              <w:t>1,033,720</w:t>
+              <w:t>1,031,316</w:t>
             </w:r>
           </w:p>
         </w:tc>
@@ -18026,7 +18026,7 @@
               <w:rPr>
                 <w:sz w:val="17"/>
               </w:rPr>
-              <w:t>1,030,705</w:t>
+              <w:t>1,026,948</w:t>
             </w:r>
           </w:p>
         </w:tc>
@@ -18042,7 +18042,7 @@
               <w:rPr>
                 <w:sz w:val="17"/>
               </w:rPr>
-              <w:t>3,101,160</w:t>
+              <w:t>3,093,948</w:t>
             </w:r>
           </w:p>
         </w:tc>
@@ -18058,7 +18058,7 @@
     </w:p>
     <w:p>
       <w:r>
-        <w:t>**第10期の標準給付費見込額（3年計3,101,160千円）は、第9期の見込額3,566,486千円の87.0％です。**第9期の見込みに対する実績は、令和6年度98.6％、令和7年度91.1％でした。第9期と同じ水準に置くと、同じ幅の過大見積りを繰り返すことになります。</w:t>
+        <w:t>**第10期の標準給付費見込額（3年計3,093,948千円）は、第9期の見込額3,566,486千円の86.8％です。**第9期の見込みに対する実績は、令和6年度98.6％、令和7年度91.1％でした。第9期と同じ水準に置くと、同じ幅の過大見積りを繰り返すことになります。</w:t>
       </w:r>
     </w:p>
     <w:p>
@@ -20036,7 +20036,7 @@
               <w:rPr>
                 <w:sz w:val="17"/>
               </w:rPr>
-              <w:t>67.6</w:t>
+              <w:t>68.2</w:t>
             </w:r>
           </w:p>
         </w:tc>
@@ -20068,7 +20068,7 @@
               <w:rPr>
                 <w:sz w:val="17"/>
               </w:rPr>
-              <w:t>125.2％</w:t>
+              <w:t>126.3％</w:t>
             </w:r>
           </w:p>
         </w:tc>
@@ -20147,7 +20147,7 @@
               <w:rPr>
                 <w:sz w:val="17"/>
               </w:rPr>
-              <w:t>26.5</w:t>
+              <w:t>26.7</w:t>
             </w:r>
           </w:p>
         </w:tc>
@@ -20369,7 +20369,7 @@
               <w:rPr>
                 <w:sz w:val="17"/>
               </w:rPr>
-              <w:t>38.8</w:t>
+              <w:t>39.2</w:t>
             </w:r>
           </w:p>
         </w:tc>
@@ -20401,7 +20401,7 @@
               <w:rPr>
                 <w:sz w:val="17"/>
               </w:rPr>
-              <w:t>67.0％</w:t>
+              <w:t>67.6％</w:t>
             </w:r>
           </w:p>
         </w:tc>
@@ -20480,7 +20480,7 @@
               <w:rPr>
                 <w:sz w:val="17"/>
               </w:rPr>
-              <w:t>43.5</w:t>
+              <w:t>43.1</w:t>
             </w:r>
           </w:p>
         </w:tc>
@@ -20512,7 +20512,7 @@
               <w:rPr>
                 <w:sz w:val="17"/>
               </w:rPr>
-              <w:t>44.4％</w:t>
+              <w:t>44.0％</w:t>
             </w:r>
           </w:p>
         </w:tc>
@@ -20702,39 +20702,39 @@
               <w:rPr>
                 <w:sz w:val="17"/>
               </w:rPr>
-              <w:t>159.3</w:t>
-            </w:r>
-          </w:p>
-        </w:tc>
-        <w:tc>
-          <w:tcPr>
-            <w:tcW w:type="dxa" w:w="1234"/>
-          </w:tcPr>
-          <w:p>
-            <w:pPr>
-              <w:jc w:val="right"/>
-            </w:pPr>
-            <w:r>
-              <w:rPr>
-                <w:sz w:val="17"/>
-              </w:rPr>
-              <w:t>56.0</w:t>
-            </w:r>
-          </w:p>
-        </w:tc>
-        <w:tc>
-          <w:tcPr>
-            <w:tcW w:type="dxa" w:w="1234"/>
-          </w:tcPr>
-          <w:p>
-            <w:pPr>
-              <w:jc w:val="right"/>
-            </w:pPr>
-            <w:r>
-              <w:rPr>
-                <w:sz w:val="17"/>
-              </w:rPr>
-              <w:t>40.3％</w:t>
+              <w:t>157.1</w:t>
+            </w:r>
+          </w:p>
+        </w:tc>
+        <w:tc>
+          <w:tcPr>
+            <w:tcW w:type="dxa" w:w="1234"/>
+          </w:tcPr>
+          <w:p>
+            <w:pPr>
+              <w:jc w:val="right"/>
+            </w:pPr>
+            <w:r>
+              <w:rPr>
+                <w:sz w:val="17"/>
+              </w:rPr>
+              <w:t>55.2</w:t>
+            </w:r>
+          </w:p>
+        </w:tc>
+        <w:tc>
+          <w:tcPr>
+            <w:tcW w:type="dxa" w:w="1234"/>
+          </w:tcPr>
+          <w:p>
+            <w:pPr>
+              <w:jc w:val="right"/>
+            </w:pPr>
+            <w:r>
+              <w:rPr>
+                <w:sz w:val="17"/>
+              </w:rPr>
+              <w:t>39.7％</w:t>
             </w:r>
           </w:p>
         </w:tc>
@@ -20813,23 +20813,23 @@
               <w:rPr>
                 <w:sz w:val="17"/>
               </w:rPr>
-              <w:t>50.9</w:t>
-            </w:r>
-          </w:p>
-        </w:tc>
-        <w:tc>
-          <w:tcPr>
-            <w:tcW w:type="dxa" w:w="1234"/>
-          </w:tcPr>
-          <w:p>
-            <w:pPr>
-              <w:jc w:val="right"/>
-            </w:pPr>
-            <w:r>
-              <w:rPr>
-                <w:sz w:val="17"/>
-              </w:rPr>
-              <w:t>6.8</w:t>
+              <w:t>50.2</w:t>
+            </w:r>
+          </w:p>
+        </w:tc>
+        <w:tc>
+          <w:tcPr>
+            <w:tcW w:type="dxa" w:w="1234"/>
+          </w:tcPr>
+          <w:p>
+            <w:pPr>
+              <w:jc w:val="right"/>
+            </w:pPr>
+            <w:r>
+              <w:rPr>
+                <w:sz w:val="17"/>
+              </w:rPr>
+              <w:t>6.7</w:t>
             </w:r>
           </w:p>
         </w:tc>
@@ -20924,39 +20924,39 @@
               <w:rPr>
                 <w:sz w:val="17"/>
               </w:rPr>
-              <w:t>8.6</w:t>
-            </w:r>
-          </w:p>
-        </w:tc>
-        <w:tc>
-          <w:tcPr>
-            <w:tcW w:type="dxa" w:w="1234"/>
-          </w:tcPr>
-          <w:p>
-            <w:pPr>
-              <w:jc w:val="right"/>
-            </w:pPr>
-            <w:r>
-              <w:rPr>
-                <w:sz w:val="17"/>
-              </w:rPr>
-              <w:t>3.5</w:t>
-            </w:r>
-          </w:p>
-        </w:tc>
-        <w:tc>
-          <w:tcPr>
-            <w:tcW w:type="dxa" w:w="1234"/>
-          </w:tcPr>
-          <w:p>
-            <w:pPr>
-              <w:jc w:val="right"/>
-            </w:pPr>
-            <w:r>
-              <w:rPr>
-                <w:sz w:val="17"/>
-              </w:rPr>
-              <w:t>29.0％</w:t>
+              <w:t>8.4</w:t>
+            </w:r>
+          </w:p>
+        </w:tc>
+        <w:tc>
+          <w:tcPr>
+            <w:tcW w:type="dxa" w:w="1234"/>
+          </w:tcPr>
+          <w:p>
+            <w:pPr>
+              <w:jc w:val="right"/>
+            </w:pPr>
+            <w:r>
+              <w:rPr>
+                <w:sz w:val="17"/>
+              </w:rPr>
+              <w:t>3.4</w:t>
+            </w:r>
+          </w:p>
+        </w:tc>
+        <w:tc>
+          <w:tcPr>
+            <w:tcW w:type="dxa" w:w="1234"/>
+          </w:tcPr>
+          <w:p>
+            <w:pPr>
+              <w:jc w:val="right"/>
+            </w:pPr>
+            <w:r>
+              <w:rPr>
+                <w:sz w:val="17"/>
+              </w:rPr>
+              <w:t>28.6％</w:t>
             </w:r>
           </w:p>
         </w:tc>
@@ -21035,7 +21035,7 @@
               <w:rPr>
                 <w:sz w:val="17"/>
               </w:rPr>
-              <w:t>27.9</w:t>
+              <w:t>27.5</w:t>
             </w:r>
           </w:p>
         </w:tc>
@@ -21099,17 +21099,17 @@
     </w:p>
     <w:p>
       <w:r>
-        <w:t>**介護老人福祉施設は町内定員54人に対し令和11年度の見込みが67.6人／月で、13.6人が町外の施設の利用にあたります。**第9期の自給率の分析と整合させます。</w:t>
+        <w:t>**介護老人福祉施設は町内定員54人に対し令和11年度の見込みが68.2人／月で、14.2人が町外の施設の利用にあたります。**第9期の自給率の分析と整合させます。</w:t>
       </w:r>
     </w:p>
     <w:p>
       <w:r>
-        <w:t>地域密着型介護老人福祉施設入所者生活介護は定員58人に対し38.8人、認知症対応型共同生活介護は定員98人に対し43.5人で、いずれも余力があります。通所介護も定員139人／日に対し56.0人／日で4割程度の利用です。**町内の供給力は見込量の上限として働いていません。**</w:t>
+        <w:t>地域密着型介護老人福祉施設入所者生活介護は定員58人に対し39.2人、認知症対応型共同生活介護は定員98人に対し43.1人で、いずれも余力があります。通所介護も定員139人／日に対し55.2人／日で4割程度の利用です。**町内の供給力は見込量の上限として働いていません。**</w:t>
       </w:r>
     </w:p>
     <w:p>
       <w:r>
-        <w:t>**小規模多機能型居宅介護だけは確認が要ります。**令和11年度の登録者数の見込みが27.9人／月ですが、登録定員は1事業所29人以下と定められています。事業所数と登録定員をご教示ください。</w:t>
+        <w:t>**小規模多機能型居宅介護だけは確認が要ります。**令和11年度の登録者数の見込みが27.5人／月ですが、登録定員は1事業所29人以下と定められています。事業所数と登録定員をご教示ください。</w:t>
       </w:r>
     </w:p>
     <w:p>
@@ -21651,7 +21651,7 @@
               <w:rPr>
                 <w:sz w:val="17"/>
               </w:rPr>
-              <w:t>3,101,160千円</w:t>
+              <w:t>3,093,948千円</w:t>
             </w:r>
           </w:p>
         </w:tc>
@@ -21886,7 +21886,7 @@
               <w:rPr>
                 <w:sz w:val="17"/>
               </w:rPr>
-              <w:t>726,952千円</w:t>
+              <w:t>725,376千円</w:t>
             </w:r>
           </w:p>
         </w:tc>
@@ -22098,7 +22098,7 @@
               <w:rPr>
                 <w:sz w:val="17"/>
               </w:rPr>
-              <w:t>6,224円</w:t>
+              <w:t>6,210円</w:t>
             </w:r>
           </w:p>
         </w:tc>
@@ -22114,7 +22114,7 @@
               <w:rPr>
                 <w:sz w:val="17"/>
               </w:rPr>
-              <w:t>-376円</w:t>
+              <w:t>-390円</w:t>
             </w:r>
           </w:p>
         </w:tc>
@@ -22145,7 +22145,7 @@
               <w:rPr>
                 <w:sz w:val="17"/>
               </w:rPr>
-              <w:t>6,121円</w:t>
+              <w:t>6,107円</w:t>
             </w:r>
           </w:p>
         </w:tc>
@@ -22161,7 +22161,7 @@
               <w:rPr>
                 <w:sz w:val="17"/>
               </w:rPr>
-              <w:t>-479円</w:t>
+              <w:t>-493円</w:t>
             </w:r>
           </w:p>
         </w:tc>
@@ -22192,7 +22192,7 @@
               <w:rPr>
                 <w:sz w:val="17"/>
               </w:rPr>
-              <w:t>5,924円</w:t>
+              <w:t>5,910円</w:t>
             </w:r>
           </w:p>
         </w:tc>
@@ -22208,7 +22208,7 @@
               <w:rPr>
                 <w:sz w:val="17"/>
               </w:rPr>
-              <w:t>-676円</w:t>
+              <w:t>-690円</w:t>
             </w:r>
           </w:p>
         </w:tc>
@@ -22239,7 +22239,7 @@
               <w:rPr>
                 <w:sz w:val="17"/>
               </w:rPr>
-              <w:t>6,505円</w:t>
+              <w:t>6,491円</w:t>
             </w:r>
           </w:p>
         </w:tc>
@@ -22255,7 +22255,7 @@
               <w:rPr>
                 <w:sz w:val="17"/>
               </w:rPr>
-              <w:t>-95円</w:t>
+              <w:t>-109円</w:t>
             </w:r>
           </w:p>
         </w:tc>
@@ -22271,7 +22271,7 @@
     </w:p>
     <w:p>
       <w:r>
-        <w:t>**保険料の水準を左右するのは、給付費の精度ではなく制度側の2つです。**第1号被保険者負担割合が1ポイント上がると月額282円、調整交付金の見込交付割合が1ポイント下がると月額265円動きます。給付費1％は58.0円、地域支援事業費1％は4.2円にとどまります。</w:t>
+        <w:t>**保険料の水準を左右するのは、給付費の精度ではなく制度側の2つです。**第1号被保険者負担割合が1ポイント上がると月額281円、調整交付金の見込交付割合が1ポイント下がると月額265円動きます。給付費1％は57.9円、地域支援事業費1％は4.2円にとどまります。</w:t>
       </w:r>
     </w:p>
     <w:p>
@@ -22462,7 +22462,7 @@
               <w:rPr>
                 <w:sz w:val="17"/>
               </w:rPr>
-              <w:t>24％なら月額+282円</w:t>
+              <w:t>24％なら月額+281円</w:t>
             </w:r>
           </w:p>
         </w:tc>

--- a/小野町_引継ぎ_整理済/04_算定・見込量/小野町_第10期_サービス見込量の算定結果_20260925.docx
+++ b/小野町_引継ぎ_整理済/04_算定・見込量/小野町_第10期_サービス見込量の算定結果_20260925.docx
@@ -4720,7 +4720,7 @@
               <w:rPr>
                 <w:sz w:val="17"/>
               </w:rPr>
-              <w:t>**6,570円**</w:t>
+              <w:t>**6,449円**</w:t>
             </w:r>
           </w:p>
         </w:tc>
@@ -4736,7 +4736,7 @@
               <w:rPr>
                 <w:sz w:val="17"/>
               </w:rPr>
-              <w:t>**6,210円**</w:t>
+              <w:t>**6,095円**</w:t>
             </w:r>
           </w:p>
         </w:tc>
@@ -4752,7 +4752,7 @@
               <w:rPr>
                 <w:sz w:val="17"/>
               </w:rPr>
-              <w:t>**-360円**</w:t>
+              <w:t>**-354円**</w:t>
             </w:r>
           </w:p>
         </w:tc>
@@ -4783,7 +4783,7 @@
               <w:rPr>
                 <w:sz w:val="17"/>
               </w:rPr>
-              <w:t>6,600円</w:t>
+              <w:t>6,500円</w:t>
             </w:r>
           </w:p>
         </w:tc>
@@ -4799,7 +4799,7 @@
               <w:rPr>
                 <w:sz w:val="17"/>
               </w:rPr>
-              <w:t>6,300円</w:t>
+              <w:t>6,100円</w:t>
             </w:r>
           </w:p>
         </w:tc>
@@ -21839,7 +21839,7 @@
               <w:rPr>
                 <w:sz w:val="17"/>
               </w:rPr>
-              <w:t>6.148％</w:t>
+              <w:t>5.533％（算式）</w:t>
             </w:r>
           </w:p>
         </w:tc>
@@ -21855,7 +21855,7 @@
               <w:rPr>
                 <w:sz w:val="17"/>
               </w:rPr>
-              <w:t>6.148％（公表値から逆算）</w:t>
+              <w:t>6.058％（公表値）</w:t>
             </w:r>
           </w:p>
         </w:tc>
@@ -21886,7 +21886,7 @@
               <w:rPr>
                 <w:sz w:val="17"/>
               </w:rPr>
-              <w:t>725,376千円</w:t>
+              <w:t>744,400千円</w:t>
             </w:r>
           </w:p>
         </w:tc>
@@ -21980,7 +21980,7 @@
               <w:rPr>
                 <w:sz w:val="17"/>
               </w:rPr>
-              <w:t>9,798人</w:t>
+              <w:t>10,245人</w:t>
             </w:r>
           </w:p>
         </w:tc>
@@ -22098,7 +22098,7 @@
               <w:rPr>
                 <w:sz w:val="17"/>
               </w:rPr>
-              <w:t>6,210円</w:t>
+              <w:t>6,095円</w:t>
             </w:r>
           </w:p>
         </w:tc>
@@ -22114,7 +22114,7 @@
               <w:rPr>
                 <w:sz w:val="17"/>
               </w:rPr>
-              <w:t>-390円</w:t>
+              <w:t>-505円</w:t>
             </w:r>
           </w:p>
         </w:tc>
@@ -22145,7 +22145,7 @@
               <w:rPr>
                 <w:sz w:val="17"/>
               </w:rPr>
-              <w:t>6,107円</w:t>
+              <w:t>5,997円</w:t>
             </w:r>
           </w:p>
         </w:tc>
@@ -22161,7 +22161,7 @@
               <w:rPr>
                 <w:sz w:val="17"/>
               </w:rPr>
-              <w:t>-493円</w:t>
+              <w:t>-603円</w:t>
             </w:r>
           </w:p>
         </w:tc>
@@ -22192,7 +22192,7 @@
               <w:rPr>
                 <w:sz w:val="17"/>
               </w:rPr>
-              <w:t>5,910円</w:t>
+              <w:t>5,808円</w:t>
             </w:r>
           </w:p>
         </w:tc>
@@ -22208,7 +22208,7 @@
               <w:rPr>
                 <w:sz w:val="17"/>
               </w:rPr>
-              <w:t>-690円</w:t>
+              <w:t>-792円</w:t>
             </w:r>
           </w:p>
         </w:tc>
@@ -22239,7 +22239,7 @@
               <w:rPr>
                 <w:sz w:val="17"/>
               </w:rPr>
-              <w:t>6,491円</w:t>
+              <w:t>6,364円</w:t>
             </w:r>
           </w:p>
         </w:tc>
@@ -22255,7 +22255,7 @@
               <w:rPr>
                 <w:sz w:val="17"/>
               </w:rPr>
-              <w:t>-109円</w:t>
+              <w:t>-236円</w:t>
             </w:r>
           </w:p>
         </w:tc>
@@ -22271,7 +22271,7 @@
     </w:p>
     <w:p>
       <w:r>
-        <w:t>**保険料の水準を左右するのは、給付費の精度ではなく制度側の2つです。**第1号被保険者負担割合が1ポイント上がると月額281円、調整交付金の見込交付割合が1ポイント下がると月額265円動きます。給付費1％は57.9円、地域支援事業費1％は4.2円にとどまります。</w:t>
+        <w:t>**保険料の水準を左右するのは、給付費の精度ではなく制度側の2つです。**第1号被保険者負担割合が1ポイント上がると月額269円、調整交付金の見込交付割合が1ポイント下がると月額253円動きます。給付費1％は56.9円、地域支援事業費1％は4.0円にとどまります。</w:t>
       </w:r>
     </w:p>
     <w:p>
@@ -22408,7 +22408,7 @@
               <w:rPr>
                 <w:sz w:val="17"/>
               </w:rPr>
-              <w:t>±1.5％で月額±87円</w:t>
+              <w:t>±1.5％で月額±85円</w:t>
             </w:r>
           </w:p>
         </w:tc>
@@ -22462,7 +22462,7 @@
               <w:rPr>
                 <w:sz w:val="17"/>
               </w:rPr>
-              <w:t>24％なら月額+281円</w:t>
+              <w:t>24％なら月額+269円</w:t>
             </w:r>
           </w:p>
         </w:tc>
@@ -22503,7 +22503,7 @@
               <w:rPr>
                 <w:sz w:val="17"/>
               </w:rPr>
-              <w:t>6.148％（第9期からの逆算。基数は標準給付費見込額のみ）</w:t>
+              <w:t>5.533％（算式。基数は標準給付費見込額のみ）</w:t>
             </w:r>
           </w:p>
         </w:tc>
@@ -22516,7 +22516,7 @@
               <w:rPr>
                 <w:sz w:val="17"/>
               </w:rPr>
-              <w:t>1ポイント低下で月額+265円</w:t>
+              <w:t>1ポイント低下で月額+253円</w:t>
             </w:r>
           </w:p>
         </w:tc>
@@ -22570,7 +22570,7 @@
               <w:rPr>
                 <w:sz w:val="17"/>
               </w:rPr>
-              <w:t>1％で月額+4.2円</w:t>
+              <w:t>1％で月額+4.0円</w:t>
             </w:r>
           </w:p>
         </w:tc>
@@ -22732,7 +22732,7 @@
               <w:rPr>
                 <w:sz w:val="17"/>
               </w:rPr>
-              <w:t>12,000千円で月額-103円、35,000千円で月額-300円</w:t>
+              <w:t>12,000千円で月額-98円、35,000千円で月額-287円</w:t>
             </w:r>
           </w:p>
         </w:tc>
@@ -23002,7 +23002,7 @@
               <w:rPr>
                 <w:sz w:val="17"/>
               </w:rPr>
-              <w:t>**実績の趨勢（年率＋1.13％）で置くと月額+199円**</w:t>
+              <w:t>**実績の趨勢（年率＋1.13％）で置くと月額+195円**</w:t>
             </w:r>
           </w:p>
         </w:tc>
@@ -23358,7 +23358,7 @@
     </w:p>
     <w:p>
       <w:r>
-        <w:t>実績の趨勢（年率＋1.13％）で単価が伸びると置くと、標準給付費は+3.43％、保険料基準額は月額+199円上がります。**単価を固定することは安全側の置き方ではなく、過小側の置き方です。**</w:t>
+        <w:t>実績の趨勢（年率＋1.13％）で単価が伸びると置くと、標準給付費は+3.43％、保険料基準額は月額+195円上がります。**単価を固定することは安全側の置き方ではなく、過小側の置き方です。**</w:t>
       </w:r>
     </w:p>
     <w:p>

--- a/小野町_引継ぎ_整理済/04_算定・見込量/小野町_第10期_サービス見込量の算定結果_20260925.docx
+++ b/小野町_引継ぎ_整理済/04_算定・見込量/小野町_第10期_サービス見込量の算定結果_20260925.docx
@@ -4841,7 +4841,7 @@
     </w:p>
     <w:p>
       <w:r>
-        <w:t>保険料への効きは月額360円（6,570円→6,210円、100円未満切上げで6,600円→6,300円）です。**据え置きか引下げかの分かれ目にあたるため、協議会にはこの2つを並べてお示しします。**</w:t>
+        <w:t>保険料への効きは月額354円（6,449円→6,095円、100円未満切上げで6,500円→6,100円）です。**据え置きか引下げかの分かれ目にあたるため、協議会にはこの2つを並べてお示しします。**</w:t>
       </w:r>
     </w:p>
     <w:p>

--- a/小野町_引継ぎ_整理済/04_算定・見込量/小野町_第10期_サービス見込量の算定結果_20260925.docx
+++ b/小野町_引継ぎ_整理済/04_算定・見込量/小野町_第10期_サービス見込量の算定結果_20260925.docx
@@ -4720,7 +4720,7 @@
               <w:rPr>
                 <w:sz w:val="17"/>
               </w:rPr>
-              <w:t>**6,449円**</w:t>
+              <w:t>**6,402円**</w:t>
             </w:r>
           </w:p>
         </w:tc>
@@ -4736,7 +4736,7 @@
               <w:rPr>
                 <w:sz w:val="17"/>
               </w:rPr>
-              <w:t>**6,095円**</w:t>
+              <w:t>**6,048円**</w:t>
             </w:r>
           </w:p>
         </w:tc>
@@ -4841,7 +4841,7 @@
     </w:p>
     <w:p>
       <w:r>
-        <w:t>保険料への効きは月額354円（6,449円→6,095円、100円未満切上げで6,500円→6,100円）です。**据え置きか引下げかの分かれ目にあたるため、協議会にはこの2つを並べてお示しします。**</w:t>
+        <w:t>保険料への効きは月額354円（6,402円→6,048円、100円未満切上げで6,500円→6,100円）です。**据え置きか引下げかの分かれ目にあたるため、協議会にはこの2つを並べてお示しします。**</w:t>
       </w:r>
     </w:p>
     <w:p>
@@ -21886,7 +21886,7 @@
               <w:rPr>
                 <w:sz w:val="17"/>
               </w:rPr>
-              <w:t>744,400千円</w:t>
+              <w:t>738,660千円</w:t>
             </w:r>
           </w:p>
         </w:tc>
@@ -22098,7 +22098,7 @@
               <w:rPr>
                 <w:sz w:val="17"/>
               </w:rPr>
-              <w:t>6,095円</w:t>
+              <w:t>6,048円</w:t>
             </w:r>
           </w:p>
         </w:tc>
@@ -22114,7 +22114,7 @@
               <w:rPr>
                 <w:sz w:val="17"/>
               </w:rPr>
-              <w:t>-505円</w:t>
+              <w:t>-552円</w:t>
             </w:r>
           </w:p>
         </w:tc>
@@ -22145,7 +22145,7 @@
               <w:rPr>
                 <w:sz w:val="17"/>
               </w:rPr>
-              <w:t>5,997円</w:t>
+              <w:t>5,950円</w:t>
             </w:r>
           </w:p>
         </w:tc>
@@ -22161,7 +22161,7 @@
               <w:rPr>
                 <w:sz w:val="17"/>
               </w:rPr>
-              <w:t>-603円</w:t>
+              <w:t>-650円</w:t>
             </w:r>
           </w:p>
         </w:tc>
@@ -22192,7 +22192,7 @@
               <w:rPr>
                 <w:sz w:val="17"/>
               </w:rPr>
-              <w:t>5,808円</w:t>
+              <w:t>5,761円</w:t>
             </w:r>
           </w:p>
         </w:tc>
@@ -22208,7 +22208,7 @@
               <w:rPr>
                 <w:sz w:val="17"/>
               </w:rPr>
-              <w:t>-792円</w:t>
+              <w:t>-839円</w:t>
             </w:r>
           </w:p>
         </w:tc>
@@ -22239,7 +22239,7 @@
               <w:rPr>
                 <w:sz w:val="17"/>
               </w:rPr>
-              <w:t>6,364円</w:t>
+              <w:t>6,317円</w:t>
             </w:r>
           </w:p>
         </w:tc>
@@ -22255,7 +22255,7 @@
               <w:rPr>
                 <w:sz w:val="17"/>
               </w:rPr>
-              <w:t>-236円</w:t>
+              <w:t>-283円</w:t>
             </w:r>
           </w:p>
         </w:tc>
@@ -22271,7 +22271,7 @@
     </w:p>
     <w:p>
       <w:r>
-        <w:t>**保険料の水準を左右するのは、給付費の精度ではなく制度側の2つです。**第1号被保険者負担割合が1ポイント上がると月額269円、調整交付金の見込交付割合が1ポイント下がると月額253円動きます。給付費1％は56.9円、地域支援事業費1％は4.0円にとどまります。</w:t>
+        <w:t>**保険料の水準を左右するのは、給付費の精度ではなく制度側の2つです。**第1号被保険者負担割合が1ポイント上がると月額269円、調整交付金の見込交付割合が1ポイント下がると月額262円動きます。給付費1％は56.9円、地域支援事業費1％は3.6円にとどまります。</w:t>
       </w:r>
     </w:p>
     <w:p>
@@ -22516,7 +22516,7 @@
               <w:rPr>
                 <w:sz w:val="17"/>
               </w:rPr>
-              <w:t>1ポイント低下で月額+253円</w:t>
+              <w:t>1ポイント低下で月額+262円</w:t>
             </w:r>
           </w:p>
         </w:tc>
@@ -22570,7 +22570,7 @@
               <w:rPr>
                 <w:sz w:val="17"/>
               </w:rPr>
-              <w:t>1％で月額+4.0円</w:t>
+              <w:t>1％で月額+3.6円</w:t>
             </w:r>
           </w:p>
         </w:tc>

--- a/小野町_引継ぎ_整理済/04_算定・見込量/小野町_第10期_サービス見込量の算定結果_20260925.docx
+++ b/小野町_引継ぎ_整理済/04_算定・見込量/小野町_第10期_サービス見込量の算定結果_20260925.docx
@@ -21178,7 +21178,7 @@
                 <w:b/>
                 <w:sz w:val="17"/>
               </w:rPr>
-              <w:t>町内定員（令和7年度）</w:t>
+              <w:t>町内定員（令和6年度）</w:t>
             </w:r>
           </w:p>
         </w:tc>
